--- a/docs/develop/TopoGym_tasks.docx
+++ b/docs/develop/TopoGym_tasks.docx
@@ -285,12 +285,6 @@
         <w:gridCol w:w="2540"/>
       </w:tblGrid>
       <w:tr>
-        <w:tblPrEx>
-          <w:tblCellMar>
-            <w:top w:w="0" w:type="dxa"/>
-            <w:bottom w:w="0" w:type="dxa"/>
-          </w:tblCellMar>
-        </w:tblPrEx>
         <w:tc>
           <w:tcPr>
             <w:tcW w:w="1850" w:type="dxa"/>
@@ -389,12 +383,6 @@
         </w:tc>
       </w:tr>
       <w:tr>
-        <w:tblPrEx>
-          <w:tblCellMar>
-            <w:top w:w="0" w:type="dxa"/>
-            <w:bottom w:w="0" w:type="dxa"/>
-          </w:tblCellMar>
-        </w:tblPrEx>
         <w:tc>
           <w:tcPr>
             <w:tcW w:w="1850" w:type="dxa"/>
@@ -509,12 +497,6 @@
         </w:tc>
       </w:tr>
       <w:tr>
-        <w:tblPrEx>
-          <w:tblCellMar>
-            <w:top w:w="0" w:type="dxa"/>
-            <w:bottom w:w="0" w:type="dxa"/>
-          </w:tblCellMar>
-        </w:tblPrEx>
         <w:tc>
           <w:tcPr>
             <w:tcW w:w="1850" w:type="dxa"/>
@@ -651,12 +633,6 @@
         </w:tc>
       </w:tr>
       <w:tr>
-        <w:tblPrEx>
-          <w:tblCellMar>
-            <w:top w:w="0" w:type="dxa"/>
-            <w:bottom w:w="0" w:type="dxa"/>
-          </w:tblCellMar>
-        </w:tblPrEx>
         <w:tc>
           <w:tcPr>
             <w:tcW w:w="1850" w:type="dxa"/>
@@ -797,12 +773,6 @@
         </w:tc>
       </w:tr>
       <w:tr>
-        <w:tblPrEx>
-          <w:tblCellMar>
-            <w:top w:w="0" w:type="dxa"/>
-            <w:bottom w:w="0" w:type="dxa"/>
-          </w:tblCellMar>
-        </w:tblPrEx>
         <w:tc>
           <w:tcPr>
             <w:tcW w:w="1850" w:type="dxa"/>
@@ -866,43 +836,7 @@
                 <w:sz w:val="20"/>
                 <w:szCs w:val="20"/>
               </w:rPr>
-              <w:t>通路不</w:t>
-            </w:r>
-            <w:proofErr w:type="gramStart"/>
-            <w:r>
-              <w:rPr>
-                <w:color w:val="222222"/>
-                <w:sz w:val="20"/>
-                <w:szCs w:val="20"/>
-              </w:rPr>
-              <w:t xml:space="preserve">存在 → </w:t>
-            </w:r>
-            <w:proofErr w:type="gramEnd"/>
-            <w:r>
-              <w:rPr>
-                <w:color w:val="222222"/>
-                <w:sz w:val="20"/>
-                <w:szCs w:val="20"/>
-              </w:rPr>
-              <w:t>存在；可逃</w:t>
-            </w:r>
-            <w:proofErr w:type="gramStart"/>
-            <w:r>
-              <w:rPr>
-                <w:color w:val="222222"/>
-                <w:sz w:val="20"/>
-                <w:szCs w:val="20"/>
-              </w:rPr>
-              <w:t xml:space="preserve">出 → </w:t>
-            </w:r>
-            <w:proofErr w:type="gramEnd"/>
-            <w:r>
-              <w:rPr>
-                <w:color w:val="222222"/>
-                <w:sz w:val="20"/>
-                <w:szCs w:val="20"/>
-              </w:rPr>
-              <w:t>被困住</w:t>
+              <w:t>通路不存在 → 存在；可逃出 → 被困住</w:t>
             </w:r>
           </w:p>
         </w:tc>
@@ -979,13 +913,8 @@
         </w:numPr>
         <w:spacing w:after="90" w:line="290" w:lineRule="auto"/>
       </w:pPr>
-      <w:proofErr w:type="gramStart"/>
-      <w:r>
-        <w:t xml:space="preserve">平铺 → </w:t>
-      </w:r>
-      <w:proofErr w:type="gramEnd"/>
-      <w:r>
-        <w:t>对折或折角</w:t>
+      <w:r>
+        <w:t>平铺 → 对折或折角</w:t>
       </w:r>
     </w:p>
     <w:p>
@@ -998,15 +927,7 @@
         <w:spacing w:after="90" w:line="290" w:lineRule="auto"/>
       </w:pPr>
       <w:r>
-        <w:t>单个</w:t>
-      </w:r>
-      <w:proofErr w:type="gramStart"/>
-      <w:r>
-        <w:t xml:space="preserve">褶皱 → </w:t>
-      </w:r>
-      <w:proofErr w:type="gramEnd"/>
-      <w:r>
-        <w:t>平整展开</w:t>
+        <w:t>单个褶皱 → 平整展开</w:t>
       </w:r>
     </w:p>
     <w:p>
@@ -1019,15 +940,7 @@
         <w:spacing w:after="90" w:line="290" w:lineRule="auto"/>
       </w:pPr>
       <w:r>
-        <w:t>自身</w:t>
-      </w:r>
-      <w:proofErr w:type="gramStart"/>
-      <w:r>
-        <w:t xml:space="preserve">卷曲 → </w:t>
-      </w:r>
-      <w:proofErr w:type="gramEnd"/>
-      <w:r>
-        <w:t>展开</w:t>
+        <w:t>自身卷曲 → 展开</w:t>
       </w:r>
     </w:p>
     <w:p>
@@ -1040,15 +953,7 @@
         <w:spacing w:after="90" w:line="290" w:lineRule="auto"/>
       </w:pPr>
       <w:r>
-        <w:t>近似</w:t>
-      </w:r>
-      <w:proofErr w:type="gramStart"/>
-      <w:r>
-        <w:t xml:space="preserve">直线 → </w:t>
-      </w:r>
-      <w:proofErr w:type="gramEnd"/>
-      <w:r>
-        <w:t>U 形</w:t>
+        <w:t>近似直线 → U 形</w:t>
       </w:r>
     </w:p>
     <w:p>
@@ -1061,15 +966,7 @@
         <w:spacing w:after="90" w:line="290" w:lineRule="auto"/>
       </w:pPr>
       <w:r>
-        <w:t>局部</w:t>
-      </w:r>
-      <w:proofErr w:type="gramStart"/>
-      <w:r>
-        <w:t xml:space="preserve">堆叠／收拢 → </w:t>
-      </w:r>
-      <w:proofErr w:type="gramEnd"/>
-      <w:r>
-        <w:t>铺展并形成目标垂坠</w:t>
+        <w:t>局部堆叠／收拢 → 铺展并形成目标垂坠</w:t>
       </w:r>
     </w:p>
     <w:p>
@@ -1094,13 +991,8 @@
         </w:numPr>
         <w:spacing w:after="90" w:line="290" w:lineRule="auto"/>
       </w:pPr>
-      <w:proofErr w:type="gramStart"/>
-      <w:r>
-        <w:t>对折／</w:t>
-      </w:r>
-      <w:proofErr w:type="gramEnd"/>
-      <w:r>
-        <w:t>折角</w:t>
+      <w:r>
+        <w:t>对折／折角</w:t>
       </w:r>
     </w:p>
     <w:p>
@@ -1200,21 +1092,7 @@
         <w:rPr>
           <w:color w:val="222222"/>
         </w:rPr>
-        <w:t>方形软布单层平铺于工作面，夹爪捏持右侧边缘中点。原子动作为单次 lift-move-place 折叠轨迹：提起边缘、沿弧线越过布面、落到对侧，使折线落在目标位置。状态变化：层</w:t>
-      </w:r>
-      <w:proofErr w:type="gramStart"/>
-      <w:r>
-        <w:rPr>
-          <w:color w:val="222222"/>
-        </w:rPr>
-        <w:t xml:space="preserve">数 1 </w:t>
-      </w:r>
-      <w:proofErr w:type="gramEnd"/>
-      <w:r>
-        <w:rPr>
-          <w:color w:val="222222"/>
-        </w:rPr>
-        <w:t>→ 2、覆盖面积减半、折边形成直线。折线落位由抓取点与轨迹共同决定，无法靠局部观察推断——考察的正是模型能否预测“抓这一点、走这条弧线”会把整块布带到怎样的整体构型。</w:t>
+        <w:t>方形软布单层平铺于工作面，夹爪捏持右侧边缘中点。原子动作为单次 lift-move-place 折叠轨迹：提起边缘、沿弧线越过布面、落到对侧，使折线落在目标位置。状态变化：层数 1 → 2、覆盖面积减半、折边形成直线。折线落位由抓取点与轨迹共同决定，无法靠局部观察推断——考察的正是模型能否预测“抓这一点、走这条弧线”会把整块布带到怎样的整体构型。</w:t>
       </w:r>
     </w:p>
     <w:p>
@@ -1313,51 +1191,7 @@
           <w:sz w:val="18"/>
           <w:szCs w:val="18"/>
         </w:rPr>
-        <w:t xml:space="preserve">图 1.1　</w:t>
-      </w:r>
-      <w:proofErr w:type="gramStart"/>
-      <w:r>
-        <w:rPr>
-          <w:i/>
-          <w:iCs/>
-          <w:color w:val="6B7280"/>
-          <w:sz w:val="18"/>
-          <w:szCs w:val="18"/>
-        </w:rPr>
-        <w:t>对折／</w:t>
-      </w:r>
-      <w:proofErr w:type="gramEnd"/>
-      <w:r>
-        <w:rPr>
-          <w:i/>
-          <w:iCs/>
-          <w:color w:val="6B7280"/>
-          <w:sz w:val="18"/>
-          <w:szCs w:val="18"/>
-        </w:rPr>
-        <w:t>折角：初始状态（左）</w:t>
-      </w:r>
-      <w:proofErr w:type="gramStart"/>
-      <w:r>
-        <w:rPr>
-          <w:i/>
-          <w:iCs/>
-          <w:color w:val="6B7280"/>
-          <w:sz w:val="18"/>
-          <w:szCs w:val="18"/>
-        </w:rPr>
-        <w:t>→ 终</w:t>
-      </w:r>
-      <w:proofErr w:type="gramEnd"/>
-      <w:r>
-        <w:rPr>
-          <w:i/>
-          <w:iCs/>
-          <w:color w:val="6B7280"/>
-          <w:sz w:val="18"/>
-          <w:szCs w:val="18"/>
-        </w:rPr>
-        <w:t>态（右）</w:t>
+        <w:t>图 1.1　对折／折角：初始状态（左）→ 终态（右）</w:t>
       </w:r>
     </w:p>
     <w:p>
@@ -1385,21 +1219,7 @@
         <w:rPr>
           <w:color w:val="222222"/>
         </w:rPr>
-        <w:t>布带整体平铺，中部有一个竖起的褶皱（局部三层重叠），其余部分平整。夹爪捏住褶皱顶缘，动作为一次水平拖拽，把收在褶皱里的材料向一侧铺开。状态变化：高度场峰值从褶皱高度降至布厚、层</w:t>
-      </w:r>
-      <w:proofErr w:type="gramStart"/>
-      <w:r>
-        <w:rPr>
-          <w:color w:val="222222"/>
-        </w:rPr>
-        <w:t xml:space="preserve">数 3 </w:t>
-      </w:r>
-      <w:proofErr w:type="gramEnd"/>
-      <w:r>
-        <w:rPr>
-          <w:color w:val="222222"/>
-        </w:rPr>
-        <w:t>→ 1、铺展长度相应增加——材料守恒使“褶皱消失”与“长度恢复”严格绑定。</w:t>
+        <w:t>布带整体平铺，中部有一个竖起的褶皱（局部三层重叠），其余部分平整。夹爪捏住褶皱顶缘，动作为一次水平拖拽，把收在褶皱里的材料向一侧铺开。状态变化：高度场峰值从褶皱高度降至布厚、层数 3 → 1、铺展长度相应增加——材料守恒使“褶皱消失”与“长度恢复”严格绑定。</w:t>
       </w:r>
     </w:p>
     <w:p>
@@ -1418,21 +1238,7 @@
         <w:rPr>
           <w:color w:val="222222"/>
         </w:rPr>
-        <w:t>最大高度低于阈值 + 覆盖区域单层（无重叠）+ 总铺展</w:t>
-      </w:r>
-      <w:proofErr w:type="gramStart"/>
-      <w:r>
-        <w:rPr>
-          <w:color w:val="222222"/>
-        </w:rPr>
-        <w:t xml:space="preserve">长度 ≈ </w:t>
-      </w:r>
-      <w:proofErr w:type="gramEnd"/>
-      <w:r>
-        <w:rPr>
-          <w:color w:val="222222"/>
-        </w:rPr>
-        <w:t>材料全长，三项联合判定。防捷径：把褶皱直接压塌（压成扁平双层）也能让高度达标，但层数与长度守恒检测不过；判定组合使“压扁”与“展开”两种结局严格可分。</w:t>
+        <w:t>最大高度低于阈值 + 覆盖区域单层（无重叠）+ 总铺展长度 ≈ 材料全长，三项联合判定。防捷径：把褶皱直接压塌（压成扁平双层）也能让高度达标，但层数与长度守恒检测不过；判定组合使“压扁”与“展开”两种结局严格可分。</w:t>
       </w:r>
     </w:p>
     <w:p>
@@ -1489,49 +1295,15 @@
         <w:spacing w:after="220"/>
         <w:jc w:val="center"/>
       </w:pPr>
-      <w:proofErr w:type="gramStart"/>
-      <w:r>
-        <w:rPr>
-          <w:i/>
-          <w:iCs/>
-          <w:color w:val="6B7280"/>
-          <w:sz w:val="18"/>
-          <w:szCs w:val="18"/>
-        </w:rPr>
-        <w:t>图 1.2　展开</w:t>
-      </w:r>
-      <w:proofErr w:type="gramEnd"/>
-      <w:r>
-        <w:rPr>
-          <w:i/>
-          <w:iCs/>
-          <w:color w:val="6B7280"/>
-          <w:sz w:val="18"/>
-          <w:szCs w:val="18"/>
-        </w:rPr>
-        <w:t>单个褶皱：初始状态（左）</w:t>
-      </w:r>
-      <w:proofErr w:type="gramStart"/>
-      <w:r>
-        <w:rPr>
-          <w:i/>
-          <w:iCs/>
-          <w:color w:val="6B7280"/>
-          <w:sz w:val="18"/>
-          <w:szCs w:val="18"/>
-        </w:rPr>
-        <w:t>→ 终</w:t>
-      </w:r>
-      <w:proofErr w:type="gramEnd"/>
-      <w:r>
-        <w:rPr>
-          <w:i/>
-          <w:iCs/>
-          <w:color w:val="6B7280"/>
-          <w:sz w:val="18"/>
-          <w:szCs w:val="18"/>
-        </w:rPr>
-        <w:t>态（右）</w:t>
+      <w:r>
+        <w:rPr>
+          <w:i/>
+          <w:iCs/>
+          <w:color w:val="6B7280"/>
+          <w:sz w:val="18"/>
+          <w:szCs w:val="18"/>
+        </w:rPr>
+        <w:t>图 1.2　展开单个褶皱：初始状态（左）→ 终态（右）</w:t>
       </w:r>
     </w:p>
     <w:p>
@@ -1560,35 +1332,7 @@
         <w:rPr>
           <w:color w:val="222222"/>
         </w:rPr>
-        <w:t>布带一端卷成多层筒卷（自接触、多层重叠），其余平铺。夹爪捏持平铺段的自由端，动作为一次连续水平拉展，卷筒随拉力滚动放卷。状态变化：自接触区域消失，沿带长的累计转角（曲率积分）从</w:t>
-      </w:r>
-      <w:proofErr w:type="gramStart"/>
-      <w:r>
-        <w:rPr>
-          <w:color w:val="222222"/>
-        </w:rPr>
-        <w:t>约 2.6</w:t>
-      </w:r>
-      <w:proofErr w:type="gramEnd"/>
-      <w:r>
-        <w:rPr>
-          <w:color w:val="222222"/>
-        </w:rPr>
-        <w:t>×2</w:t>
-      </w:r>
-      <w:proofErr w:type="gramStart"/>
-      <w:r>
-        <w:rPr>
-          <w:color w:val="222222"/>
-        </w:rPr>
-        <w:t xml:space="preserve">π 降到 </w:t>
-      </w:r>
-      <w:proofErr w:type="gramEnd"/>
-      <w:r>
-        <w:rPr>
-          <w:color w:val="222222"/>
-        </w:rPr>
-        <w:t>≈ 0。</w:t>
+        <w:t>布带一端卷成多层筒卷（自接触、多层重叠），其余平铺。夹爪捏持平铺段的自由端，动作为一次连续水平拉展，卷筒随拉力滚动放卷。状态变化：自接触区域消失，沿带长的累计转角（曲率积分）从约 2.6×2π 降到 ≈ 0。</w:t>
       </w:r>
     </w:p>
     <w:p>
@@ -1607,21 +1351,7 @@
         <w:rPr>
           <w:color w:val="222222"/>
         </w:rPr>
-        <w:t>端到端</w:t>
-      </w:r>
-      <w:proofErr w:type="gramStart"/>
-      <w:r>
-        <w:rPr>
-          <w:color w:val="222222"/>
-        </w:rPr>
-        <w:t xml:space="preserve">距离 ≈ </w:t>
-      </w:r>
-      <w:proofErr w:type="gramEnd"/>
-      <w:r>
-        <w:rPr>
-          <w:color w:val="222222"/>
-        </w:rPr>
-        <w:t>材料长度 + 无自重叠区域 + 累计转角低于阈值。防捷径：猛拉会把末端甩出残卷、或让布带整体滑移而非放卷，端到端长度与自接触检测都会拒绝；拉展轨迹须与放卷动力学匹配——这正是“预测动作对形变体的作用”而非单纯把末端送到目标位置。</w:t>
+        <w:t>端到端距离 ≈ 材料长度 + 无自重叠区域 + 累计转角低于阈值。防捷径：猛拉会把末端甩出残卷、或让布带整体滑移而非放卷，端到端长度与自接触检测都会拒绝；拉展轨迹须与放卷动力学匹配——这正是“预测动作对形变体的作用”而非单纯把末端送到目标位置。</w:t>
       </w:r>
     </w:p>
     <w:p>
@@ -1678,49 +1408,15 @@
         <w:spacing w:after="220"/>
         <w:jc w:val="center"/>
       </w:pPr>
-      <w:proofErr w:type="gramStart"/>
-      <w:r>
-        <w:rPr>
-          <w:i/>
-          <w:iCs/>
-          <w:color w:val="6B7280"/>
-          <w:sz w:val="18"/>
-          <w:szCs w:val="18"/>
-        </w:rPr>
-        <w:t>图 1.3　展开</w:t>
-      </w:r>
-      <w:proofErr w:type="gramEnd"/>
-      <w:r>
-        <w:rPr>
-          <w:i/>
-          <w:iCs/>
-          <w:color w:val="6B7280"/>
-          <w:sz w:val="18"/>
-          <w:szCs w:val="18"/>
-        </w:rPr>
-        <w:t>自身卷曲的布带：初始状态（左）</w:t>
-      </w:r>
-      <w:proofErr w:type="gramStart"/>
-      <w:r>
-        <w:rPr>
-          <w:i/>
-          <w:iCs/>
-          <w:color w:val="6B7280"/>
-          <w:sz w:val="18"/>
-          <w:szCs w:val="18"/>
-        </w:rPr>
-        <w:t>→ 终</w:t>
-      </w:r>
-      <w:proofErr w:type="gramEnd"/>
-      <w:r>
-        <w:rPr>
-          <w:i/>
-          <w:iCs/>
-          <w:color w:val="6B7280"/>
-          <w:sz w:val="18"/>
-          <w:szCs w:val="18"/>
-        </w:rPr>
-        <w:t>态（右）</w:t>
+      <w:r>
+        <w:rPr>
+          <w:i/>
+          <w:iCs/>
+          <w:color w:val="6B7280"/>
+          <w:sz w:val="18"/>
+          <w:szCs w:val="18"/>
+        </w:rPr>
+        <w:t>图 1.3　展开自身卷曲的布带：初始状态（左）→ 终态（右）</w:t>
       </w:r>
     </w:p>
     <w:p>
@@ -1748,63 +1444,7 @@
         <w:rPr>
           <w:color w:val="222222"/>
         </w:rPr>
-        <w:t>顶部导轨设两个向下的</w:t>
-      </w:r>
-      <w:proofErr w:type="gramStart"/>
-      <w:r>
-        <w:rPr>
-          <w:color w:val="222222"/>
-        </w:rPr>
-        <w:t>接口 P1</w:t>
-      </w:r>
-      <w:proofErr w:type="gramEnd"/>
-      <w:r>
-        <w:rPr>
-          <w:color w:val="222222"/>
-        </w:rPr>
-        <w:t>、P2，软管一端已</w:t>
-      </w:r>
-      <w:proofErr w:type="gramStart"/>
-      <w:r>
-        <w:rPr>
-          <w:color w:val="222222"/>
-        </w:rPr>
-        <w:t>接入 P1</w:t>
-      </w:r>
-      <w:proofErr w:type="gramEnd"/>
-      <w:r>
-        <w:rPr>
-          <w:color w:val="222222"/>
-        </w:rPr>
-        <w:t>，管身近似直线垂落并平铺于地面，自由端由夹爪持有。动作为一次连续 lift-move-insert：提起自由端、沿给管身留出自然弯曲余量的弧线</w:t>
-      </w:r>
-      <w:proofErr w:type="gramStart"/>
-      <w:r>
-        <w:rPr>
-          <w:color w:val="222222"/>
-        </w:rPr>
-        <w:t>送入 P2</w:t>
-      </w:r>
-      <w:proofErr w:type="gramEnd"/>
-      <w:r>
-        <w:rPr>
-          <w:color w:val="222222"/>
-        </w:rPr>
-        <w:t>。状态变化：管身从近似直线变为悬于两接口之间的 U 形垂坠（对应“近似</w:t>
-      </w:r>
-      <w:proofErr w:type="gramStart"/>
-      <w:r>
-        <w:rPr>
-          <w:color w:val="222222"/>
-        </w:rPr>
-        <w:t xml:space="preserve">直线 → </w:t>
-      </w:r>
-      <w:proofErr w:type="gramEnd"/>
-      <w:r>
-        <w:rPr>
-          <w:color w:val="222222"/>
-        </w:rPr>
-        <w:t>U 形”）。</w:t>
+        <w:t>顶部导轨设两个向下的接口 P1、P2，软管一端已接入 P1，管身近似直线垂落并平铺于地面，自由端由夹爪持有。动作为一次连续 lift-move-insert：提起自由端、沿给管身留出自然弯曲余量的弧线送入 P2。状态变化：管身从近似直线变为悬于两接口之间的 U 形垂坠（对应“近似直线 → U 形”）。</w:t>
       </w:r>
     </w:p>
     <w:p>
@@ -1823,21 +1463,7 @@
         <w:rPr>
           <w:color w:val="222222"/>
         </w:rPr>
-        <w:t>两端插入判定 + 最低点位于两端之间 + 沿管曲率符号单一（单个弯）+ 无 kink（局部曲率超阈值判失败）。防捷径：沿直线硬拽也能把端头怼</w:t>
-      </w:r>
-      <w:proofErr w:type="gramStart"/>
-      <w:r>
-        <w:rPr>
-          <w:color w:val="222222"/>
-        </w:rPr>
-        <w:t xml:space="preserve">到 P2 </w:t>
-      </w:r>
-      <w:proofErr w:type="gramEnd"/>
-      <w:r>
-        <w:rPr>
-          <w:color w:val="222222"/>
-        </w:rPr>
-        <w:t>附近，但管身会被拉出折痕或勾住支架，kink 检测与曲率单调性直接把这类轨迹判为失败。</w:t>
+        <w:t>两端插入判定 + 最低点位于两端之间 + 沿管曲率符号单一（单个弯）+ 无 kink（局部曲率超阈值判失败）。防捷径：沿直线硬拽也能把端头怼到 P2 附近，但管身会被拉出折痕或勾住支架，kink 检测与曲率单调性直接把这类轨迹判为失败。</w:t>
       </w:r>
     </w:p>
     <w:p>
@@ -1895,49 +1521,15 @@
         <w:spacing w:after="220"/>
         <w:jc w:val="center"/>
       </w:pPr>
-      <w:proofErr w:type="gramStart"/>
-      <w:r>
-        <w:rPr>
-          <w:i/>
-          <w:iCs/>
-          <w:color w:val="6B7280"/>
-          <w:sz w:val="18"/>
-          <w:szCs w:val="18"/>
-        </w:rPr>
-        <w:t>图 1.4　将</w:t>
-      </w:r>
-      <w:proofErr w:type="gramEnd"/>
-      <w:r>
-        <w:rPr>
-          <w:i/>
-          <w:iCs/>
-          <w:color w:val="6B7280"/>
-          <w:sz w:val="18"/>
-          <w:szCs w:val="18"/>
-        </w:rPr>
-        <w:t>软管弯成 U 形：初始状态（左）</w:t>
-      </w:r>
-      <w:proofErr w:type="gramStart"/>
-      <w:r>
-        <w:rPr>
-          <w:i/>
-          <w:iCs/>
-          <w:color w:val="6B7280"/>
-          <w:sz w:val="18"/>
-          <w:szCs w:val="18"/>
-        </w:rPr>
-        <w:t>→ 终</w:t>
-      </w:r>
-      <w:proofErr w:type="gramEnd"/>
-      <w:r>
-        <w:rPr>
-          <w:i/>
-          <w:iCs/>
-          <w:color w:val="6B7280"/>
-          <w:sz w:val="18"/>
-          <w:szCs w:val="18"/>
-        </w:rPr>
-        <w:t>态（右）</w:t>
+      <w:r>
+        <w:rPr>
+          <w:i/>
+          <w:iCs/>
+          <w:color w:val="6B7280"/>
+          <w:sz w:val="18"/>
+          <w:szCs w:val="18"/>
+        </w:rPr>
+        <w:t>图 1.4　将软管弯成 U 形：初始状态（左）→ 终态（右）</w:t>
       </w:r>
     </w:p>
     <w:p>
@@ -1965,21 +1557,7 @@
         <w:rPr>
           <w:color w:val="222222"/>
         </w:rPr>
-        <w:t>桌布收拢堆叠在桌面一侧，夹爪捏持露出的边缘。动作为一次提拉—平移—释放，将桌布沿桌面展开。目标不只是盖住桌面：释放位置须使布展开后两侧垂坠等长（图中虚线为目标垂坠线）。状态变化：局部</w:t>
-      </w:r>
-      <w:proofErr w:type="gramStart"/>
-      <w:r>
-        <w:rPr>
-          <w:color w:val="222222"/>
-        </w:rPr>
-        <w:t xml:space="preserve">堆叠／收拢 → </w:t>
-      </w:r>
-      <w:proofErr w:type="gramEnd"/>
-      <w:r>
-        <w:rPr>
-          <w:color w:val="222222"/>
-        </w:rPr>
-        <w:t>铺展并形成目标垂坠。</w:t>
+        <w:t>桌布收拢堆叠在桌面一侧，夹爪捏持露出的边缘。动作为一次提拉—平移—释放，将桌布沿桌面展开。目标不只是盖住桌面：释放位置须使布展开后两侧垂坠等长（图中虚线为目标垂坠线）。状态变化：局部堆叠／收拢 → 铺展并形成目标垂坠。</w:t>
       </w:r>
     </w:p>
     <w:p>
@@ -2055,49 +1633,15 @@
         <w:spacing w:after="220"/>
         <w:jc w:val="center"/>
       </w:pPr>
-      <w:proofErr w:type="gramStart"/>
-      <w:r>
-        <w:rPr>
-          <w:i/>
-          <w:iCs/>
-          <w:color w:val="6B7280"/>
-          <w:sz w:val="18"/>
-          <w:szCs w:val="18"/>
-        </w:rPr>
-        <w:t>图 1.5　铺展</w:t>
-      </w:r>
-      <w:proofErr w:type="gramEnd"/>
-      <w:r>
-        <w:rPr>
-          <w:i/>
-          <w:iCs/>
-          <w:color w:val="6B7280"/>
-          <w:sz w:val="18"/>
-          <w:szCs w:val="18"/>
-        </w:rPr>
-        <w:t>桌布并形成目标垂坠：初始状态（左）</w:t>
-      </w:r>
-      <w:proofErr w:type="gramStart"/>
-      <w:r>
-        <w:rPr>
-          <w:i/>
-          <w:iCs/>
-          <w:color w:val="6B7280"/>
-          <w:sz w:val="18"/>
-          <w:szCs w:val="18"/>
-        </w:rPr>
-        <w:t>→ 终</w:t>
-      </w:r>
-      <w:proofErr w:type="gramEnd"/>
-      <w:r>
-        <w:rPr>
-          <w:i/>
-          <w:iCs/>
-          <w:color w:val="6B7280"/>
-          <w:sz w:val="18"/>
-          <w:szCs w:val="18"/>
-        </w:rPr>
-        <w:t>态（右）</w:t>
+      <w:r>
+        <w:rPr>
+          <w:i/>
+          <w:iCs/>
+          <w:color w:val="6B7280"/>
+          <w:sz w:val="18"/>
+          <w:szCs w:val="18"/>
+        </w:rPr>
+        <w:t>图 1.5　铺展桌布并形成目标垂坠：初始状态（左）→ 终态（右）</w:t>
       </w:r>
     </w:p>
     <w:p>
@@ -2546,7 +2090,7 @@
         <w:spacing w:before="220" w:after="130"/>
       </w:pPr>
       <w:r>
-        <w:t>2.2 线缆穿过护线孔</w:t>
+        <w:t>2.3 横杆穿过孔（刚体 threading）</w:t>
       </w:r>
     </w:p>
     <w:p>
@@ -2561,25 +2105,33 @@
         </w:rPr>
         <w:t>场景与动作：</w:t>
       </w:r>
-      <w:r>
-        <w:rPr>
-          <w:color w:val="222222"/>
-        </w:rPr>
-        <w:t xml:space="preserve">竖直面板（图中为侧视）中部开一个护线孔，线缆一端固定在左侧锚点，夹爪捏持线缆末端。动作为一次直线推送，把缆头从孔中送到面板另一侧。以面板平面为参考，threading signature </w:t>
-      </w:r>
-      <w:proofErr w:type="gramStart"/>
-      <w:r>
-        <w:rPr>
-          <w:color w:val="222222"/>
-        </w:rPr>
-        <w:t xml:space="preserve">从 0 </w:t>
-      </w:r>
-      <w:proofErr w:type="gramEnd"/>
-      <w:r>
-        <w:rPr>
-          <w:color w:val="222222"/>
-        </w:rPr>
-        <w:t>变为 1（线缆与孔边界 linking）。</w:t>
+      <w:proofErr w:type="gramStart"/>
+      <w:r>
+        <w:rPr>
+          <w:color w:val="222222"/>
+        </w:rPr>
+        <w:t xml:space="preserve">与 2.2 </w:t>
+      </w:r>
+      <w:proofErr w:type="gramEnd"/>
+      <w:r>
+        <w:rPr>
+          <w:color w:val="222222"/>
+        </w:rPr>
+        <w:t>同构，但把柔性线缆换成刚性横杆，验证 threading 能力不限于柔体。动作为夹持杆中段、一次水平平移插入。状态变化为杆轴线与孔圆盘的相交</w:t>
+      </w:r>
+      <w:proofErr w:type="gramStart"/>
+      <w:r>
+        <w:rPr>
+          <w:color w:val="222222"/>
+        </w:rPr>
+        <w:t xml:space="preserve">计数 0 </w:t>
+      </w:r>
+      <w:proofErr w:type="gramEnd"/>
+      <w:r>
+        <w:rPr>
+          <w:color w:val="222222"/>
+        </w:rPr>
+        <w:t>→ 1。杆是刚体，姿态约束更强：必须先把杆轴与孔轴对齐（front 视角下即高度对齐），侧向或俯仰偏差都会被孔缘挡住。</w:t>
       </w:r>
     </w:p>
     <w:p>
@@ -2598,7 +2150,21 @@
         <w:rPr>
           <w:color w:val="222222"/>
         </w:rPr>
-        <w:t>几何层验证缆头质心越过面板平面且缆身穿过孔洞圆盘；物理层从另一侧轻拉缆头，能传递张力即确认穿过。面板上缘刻意留出可绕行的空隙：“从面板上方绕过去”能把缆头送到几乎相同的终点位置，但不改变 threading 状态，判定为失败——这是本任务的核心 contrast pair。</w:t>
+        <w:t>成功判定为杆两端分别位于面板两侧。防捷径</w:t>
+      </w:r>
+      <w:proofErr w:type="gramStart"/>
+      <w:r>
+        <w:rPr>
+          <w:color w:val="222222"/>
+        </w:rPr>
+        <w:t xml:space="preserve">与 2.2 </w:t>
+      </w:r>
+      <w:proofErr w:type="gramEnd"/>
+      <w:r>
+        <w:rPr>
+          <w:color w:val="222222"/>
+        </w:rPr>
+        <w:t>相同（从板上方绕行可到达相同终点区域但不算成功）；此外刚性杆无法弯曲，天然排除了柔体“蹭过去”的作弊路径，使失败模式更干净。</w:t>
       </w:r>
     </w:p>
     <w:p>
@@ -2611,10 +2177,10 @@
           <w:noProof/>
         </w:rPr>
         <w:drawing>
-          <wp:inline distT="0" distB="0" distL="0" distR="0" wp14:anchorId="177FA5B6" wp14:editId="1704F3F7">
+          <wp:inline distT="0" distB="0" distL="0" distR="0" wp14:anchorId="340FF918" wp14:editId="63D3D9C0">
             <wp:extent cx="5905500" cy="2305050"/>
             <wp:effectExtent l="0" t="0" r="0" b="0"/>
-            <wp:docPr id="1011930925" name="Picture 1011930925"/>
+            <wp:docPr id="1127984688" name="Picture 1127984688"/>
             <wp:cNvGraphicFramePr>
               <a:graphicFrameLocks xmlns:a="http://schemas.openxmlformats.org/drawingml/2006/main" noChangeAspect="1"/>
             </wp:cNvGraphicFramePr>
@@ -2664,18 +2230,18 @@
           <w:sz w:val="18"/>
           <w:szCs w:val="18"/>
         </w:rPr>
-        <w:t>图 2.2　线</w:t>
-      </w:r>
-      <w:proofErr w:type="gramEnd"/>
-      <w:r>
-        <w:rPr>
-          <w:i/>
-          <w:iCs/>
-          <w:color w:val="6B7280"/>
-          <w:sz w:val="18"/>
-          <w:szCs w:val="18"/>
-        </w:rPr>
-        <w:t>缆穿过护线孔：初始状态（左）</w:t>
+        <w:t>图 2.3　横杆</w:t>
+      </w:r>
+      <w:proofErr w:type="gramEnd"/>
+      <w:r>
+        <w:rPr>
+          <w:i/>
+          <w:iCs/>
+          <w:color w:val="6B7280"/>
+          <w:sz w:val="18"/>
+          <w:szCs w:val="18"/>
+        </w:rPr>
+        <w:t>穿过孔（刚体 threading）：初始状态（左）</w:t>
       </w:r>
       <w:proofErr w:type="gramStart"/>
       <w:r>
@@ -2706,7 +2272,7 @@
         <w:spacing w:before="220" w:after="130"/>
       </w:pPr>
       <w:r>
-        <w:t>2.3 横杆穿过孔（刚体 threading）</w:t>
+        <w:t>2.4 绳子绕柱（0 → 2 圈）</w:t>
       </w:r>
     </w:p>
     <w:p>
@@ -2721,67 +2287,53 @@
         </w:rPr>
         <w:t>场景与动作：</w:t>
       </w:r>
-      <w:proofErr w:type="gramStart"/>
-      <w:r>
-        <w:rPr>
-          <w:color w:val="222222"/>
-        </w:rPr>
-        <w:t xml:space="preserve">与 2.2 </w:t>
-      </w:r>
-      <w:proofErr w:type="gramEnd"/>
-      <w:r>
-        <w:rPr>
-          <w:color w:val="222222"/>
-        </w:rPr>
-        <w:t>同构，但把柔性线缆换成刚性横杆，验证 threading 能力不限于柔体。动作为夹持杆中段、一次水平平移插入。状态变化为杆轴线与孔圆盘的相交</w:t>
-      </w:r>
-      <w:proofErr w:type="gramStart"/>
-      <w:r>
-        <w:rPr>
-          <w:color w:val="222222"/>
-        </w:rPr>
-        <w:t xml:space="preserve">计数 0 </w:t>
-      </w:r>
-      <w:proofErr w:type="gramEnd"/>
-      <w:r>
-        <w:rPr>
-          <w:color w:val="222222"/>
-        </w:rPr>
-        <w:t>→ 1。杆是刚体，姿态约束更强：必须先把杆轴与孔轴对齐（front 视角下即高度对齐），侧向或俯仰偏差都会被孔缘挡住。</w:t>
-      </w:r>
-    </w:p>
-    <w:p>
-      <w:pPr>
-        <w:spacing w:after="140" w:line="300" w:lineRule="auto"/>
-      </w:pPr>
-      <w:r>
-        <w:rPr>
-          <w:b/>
-          <w:bCs/>
-          <w:color w:val="222222"/>
-        </w:rPr>
-        <w:lastRenderedPageBreak/>
-        <w:t>成功判定与防捷径：</w:t>
-      </w:r>
-      <w:r>
-        <w:rPr>
-          <w:color w:val="222222"/>
-        </w:rPr>
-        <w:t>成功判定为杆两端分别位于面板两侧。防捷径</w:t>
-      </w:r>
-      <w:proofErr w:type="gramStart"/>
-      <w:r>
-        <w:rPr>
-          <w:color w:val="222222"/>
-        </w:rPr>
-        <w:t xml:space="preserve">与 2.2 </w:t>
-      </w:r>
-      <w:proofErr w:type="gramEnd"/>
-      <w:r>
-        <w:rPr>
-          <w:color w:val="222222"/>
-        </w:rPr>
-        <w:t>相同（从板上方绕行可到达相同终点区域但不算成功）；此外刚性杆无法弯曲，天然排除了柔体“蹭过去”的作弊路径，使失败模式更干净。</w:t>
+      <w:r>
+        <w:rPr>
+          <w:color w:val="222222"/>
+        </w:rPr>
+        <w:t>立柱贯通工作面：底端固定于地面（不可从底部脱出），柱顶是改变 winding 的唯一 gateway。绳一端锚定，夹爪持自由端，动作为一次连续的环绕轨迹（</w:t>
+      </w:r>
+      <w:proofErr w:type="gramStart"/>
+      <w:r>
+        <w:rPr>
+          <w:color w:val="222222"/>
+        </w:rPr>
+        <w:t>含 1</w:t>
+      </w:r>
+      <w:proofErr w:type="gramEnd"/>
+      <w:r>
+        <w:rPr>
+          <w:color w:val="222222"/>
+        </w:rPr>
+        <w:t>–</w:t>
+      </w:r>
+      <w:proofErr w:type="gramStart"/>
+      <w:r>
+        <w:rPr>
+          <w:color w:val="222222"/>
+        </w:rPr>
+        <w:t>2 圈</w:t>
+      </w:r>
+      <w:proofErr w:type="gramEnd"/>
+      <w:r>
+        <w:rPr>
+          <w:color w:val="222222"/>
+        </w:rPr>
+        <w:t>）。以锚点、柱轴与 canonical closure 定义 winding number，状态</w:t>
+      </w:r>
+      <w:proofErr w:type="gramStart"/>
+      <w:r>
+        <w:rPr>
+          <w:color w:val="222222"/>
+        </w:rPr>
+        <w:t xml:space="preserve">从 0 </w:t>
+      </w:r>
+      <w:proofErr w:type="gramEnd"/>
+      <w:r>
+        <w:rPr>
+          <w:color w:val="222222"/>
+        </w:rPr>
+        <w:t>变为 +2；方向绕反则计为负值，与目标严格区分。</w:t>
       </w:r>
     </w:p>
     <w:p>
@@ -2793,11 +2345,12 @@
         <w:rPr>
           <w:noProof/>
         </w:rPr>
+        <w:lastRenderedPageBreak/>
         <w:drawing>
-          <wp:inline distT="0" distB="0" distL="0" distR="0" wp14:anchorId="340FF918" wp14:editId="63D3D9C0">
+          <wp:inline distT="0" distB="0" distL="0" distR="0" wp14:anchorId="51558A78" wp14:editId="59ADF0C3">
             <wp:extent cx="5905500" cy="2305050"/>
             <wp:effectExtent l="0" t="0" r="0" b="0"/>
-            <wp:docPr id="1127984688" name="Picture 1127984688"/>
+            <wp:docPr id="269389764" name="Picture 269389764"/>
             <wp:cNvGraphicFramePr>
               <a:graphicFrameLocks xmlns:a="http://schemas.openxmlformats.org/drawingml/2006/main" noChangeAspect="1"/>
             </wp:cNvGraphicFramePr>
@@ -2847,18 +2400,40 @@
           <w:sz w:val="18"/>
           <w:szCs w:val="18"/>
         </w:rPr>
-        <w:t>图 2.3　横杆</w:t>
-      </w:r>
-      <w:proofErr w:type="gramEnd"/>
-      <w:r>
-        <w:rPr>
-          <w:i/>
-          <w:iCs/>
-          <w:color w:val="6B7280"/>
-          <w:sz w:val="18"/>
-          <w:szCs w:val="18"/>
-        </w:rPr>
-        <w:t>穿过孔（刚体 threading）：初始状态（左）</w:t>
+        <w:t>图 2.4　绳子</w:t>
+      </w:r>
+      <w:proofErr w:type="gramEnd"/>
+      <w:r>
+        <w:rPr>
+          <w:i/>
+          <w:iCs/>
+          <w:color w:val="6B7280"/>
+          <w:sz w:val="18"/>
+          <w:szCs w:val="18"/>
+        </w:rPr>
+        <w:t xml:space="preserve">绕柱（0 </w:t>
+      </w:r>
+      <w:proofErr w:type="gramStart"/>
+      <w:r>
+        <w:rPr>
+          <w:i/>
+          <w:iCs/>
+          <w:color w:val="6B7280"/>
+          <w:sz w:val="18"/>
+          <w:szCs w:val="18"/>
+        </w:rPr>
+        <w:t xml:space="preserve">→ 2 </w:t>
+      </w:r>
+      <w:proofErr w:type="gramEnd"/>
+      <w:r>
+        <w:rPr>
+          <w:i/>
+          <w:iCs/>
+          <w:color w:val="6B7280"/>
+          <w:sz w:val="18"/>
+          <w:szCs w:val="18"/>
+        </w:rPr>
+        <w:t>圈）：初始状态（左）</w:t>
       </w:r>
       <w:proofErr w:type="gramStart"/>
       <w:r>
@@ -2889,7 +2464,7 @@
         <w:spacing w:before="220" w:after="130"/>
       </w:pPr>
       <w:r>
-        <w:t>2.4 绳子绕柱（0 → 2 圈）</w:t>
+        <w:t>2.5 从柱子上解下一圈绳（1 → 0）</w:t>
       </w:r>
     </w:p>
     <w:p>
@@ -2904,53 +2479,47 @@
         </w:rPr>
         <w:t>场景与动作：</w:t>
       </w:r>
-      <w:r>
-        <w:rPr>
-          <w:color w:val="222222"/>
-        </w:rPr>
-        <w:t>立柱贯通工作面：底端固定于地面（不可从底部脱出），柱顶是改变 winding 的唯一 gateway。绳一端锚定，夹爪持自由端，动作为一次连续的环绕轨迹（</w:t>
-      </w:r>
-      <w:proofErr w:type="gramStart"/>
-      <w:r>
-        <w:rPr>
-          <w:color w:val="222222"/>
-        </w:rPr>
-        <w:t>含 1</w:t>
-      </w:r>
-      <w:proofErr w:type="gramEnd"/>
-      <w:r>
-        <w:rPr>
-          <w:color w:val="222222"/>
-        </w:rPr>
-        <w:t>–</w:t>
-      </w:r>
-      <w:proofErr w:type="gramStart"/>
-      <w:r>
-        <w:rPr>
-          <w:color w:val="222222"/>
-        </w:rPr>
-        <w:t>2 圈</w:t>
-      </w:r>
-      <w:proofErr w:type="gramEnd"/>
-      <w:r>
-        <w:rPr>
-          <w:color w:val="222222"/>
-        </w:rPr>
-        <w:t>）。以锚点、柱轴与 canonical closure 定义 winding number，状态</w:t>
-      </w:r>
-      <w:proofErr w:type="gramStart"/>
-      <w:r>
-        <w:rPr>
-          <w:color w:val="222222"/>
-        </w:rPr>
-        <w:t xml:space="preserve">从 0 </w:t>
-      </w:r>
-      <w:proofErr w:type="gramEnd"/>
-      <w:r>
-        <w:rPr>
-          <w:color w:val="222222"/>
-        </w:rPr>
-        <w:t>变为 +2；方向绕反则计为负值，与目标严格区分。</w:t>
+      <w:proofErr w:type="gramStart"/>
+      <w:r>
+        <w:rPr>
+          <w:color w:val="222222"/>
+        </w:rPr>
+        <w:t>2.4 的</w:t>
+      </w:r>
+      <w:proofErr w:type="gramEnd"/>
+      <w:r>
+        <w:rPr>
+          <w:color w:val="222222"/>
+        </w:rPr>
+        <w:t xml:space="preserve">逆过程：初始绳已绕柱一圈，夹爪持自由端，动作为一次反向环绕（经柱顶 gateway 退绕），winding </w:t>
+      </w:r>
+      <w:proofErr w:type="gramStart"/>
+      <w:r>
+        <w:rPr>
+          <w:color w:val="222222"/>
+        </w:rPr>
+        <w:t xml:space="preserve">从 1 </w:t>
+      </w:r>
+      <w:proofErr w:type="gramEnd"/>
+      <w:r>
+        <w:rPr>
+          <w:color w:val="222222"/>
+        </w:rPr>
+        <w:t xml:space="preserve">变为 0。这一对任务构成方向敏感的 contrast pair：同样的抓取位形、几乎镜像的轨迹，一个加圈一个解圈；方向做错时 winding </w:t>
+      </w:r>
+      <w:proofErr w:type="gramStart"/>
+      <w:r>
+        <w:rPr>
+          <w:color w:val="222222"/>
+        </w:rPr>
+        <w:t xml:space="preserve">变成 2 </w:t>
+      </w:r>
+      <w:proofErr w:type="gramEnd"/>
+      <w:r>
+        <w:rPr>
+          <w:color w:val="222222"/>
+        </w:rPr>
+        <w:t>而不是 0。</w:t>
       </w:r>
     </w:p>
     <w:p>
@@ -2963,10 +2532,10 @@
           <w:noProof/>
         </w:rPr>
         <w:drawing>
-          <wp:inline distT="0" distB="0" distL="0" distR="0" wp14:anchorId="51558A78" wp14:editId="59ADF0C3">
+          <wp:inline distT="0" distB="0" distL="0" distR="0" wp14:anchorId="00FA5A83" wp14:editId="1F6EF5C2">
             <wp:extent cx="5905500" cy="2305050"/>
             <wp:effectExtent l="0" t="0" r="0" b="0"/>
-            <wp:docPr id="269389764" name="Picture 269389764"/>
+            <wp:docPr id="281964163" name="Picture 281964163"/>
             <wp:cNvGraphicFramePr>
               <a:graphicFrameLocks xmlns:a="http://schemas.openxmlformats.org/drawingml/2006/main" noChangeAspect="1"/>
             </wp:cNvGraphicFramePr>
@@ -3016,40 +2585,40 @@
           <w:sz w:val="18"/>
           <w:szCs w:val="18"/>
         </w:rPr>
-        <w:t>图 2.4　绳子</w:t>
-      </w:r>
-      <w:proofErr w:type="gramEnd"/>
-      <w:r>
-        <w:rPr>
-          <w:i/>
-          <w:iCs/>
-          <w:color w:val="6B7280"/>
-          <w:sz w:val="18"/>
-          <w:szCs w:val="18"/>
-        </w:rPr>
-        <w:t xml:space="preserve">绕柱（0 </w:t>
-      </w:r>
-      <w:proofErr w:type="gramStart"/>
-      <w:r>
-        <w:rPr>
-          <w:i/>
-          <w:iCs/>
-          <w:color w:val="6B7280"/>
-          <w:sz w:val="18"/>
-          <w:szCs w:val="18"/>
-        </w:rPr>
-        <w:t xml:space="preserve">→ 2 </w:t>
-      </w:r>
-      <w:proofErr w:type="gramEnd"/>
-      <w:r>
-        <w:rPr>
-          <w:i/>
-          <w:iCs/>
-          <w:color w:val="6B7280"/>
-          <w:sz w:val="18"/>
-          <w:szCs w:val="18"/>
-        </w:rPr>
-        <w:t>圈）：初始状态（左）</w:t>
+        <w:t>图 2.5　从</w:t>
+      </w:r>
+      <w:proofErr w:type="gramEnd"/>
+      <w:r>
+        <w:rPr>
+          <w:i/>
+          <w:iCs/>
+          <w:color w:val="6B7280"/>
+          <w:sz w:val="18"/>
+          <w:szCs w:val="18"/>
+        </w:rPr>
+        <w:t xml:space="preserve">柱子上解下一圈绳（1 </w:t>
+      </w:r>
+      <w:proofErr w:type="gramStart"/>
+      <w:r>
+        <w:rPr>
+          <w:i/>
+          <w:iCs/>
+          <w:color w:val="6B7280"/>
+          <w:sz w:val="18"/>
+          <w:szCs w:val="18"/>
+        </w:rPr>
+        <w:t>→ 0</w:t>
+      </w:r>
+      <w:proofErr w:type="gramEnd"/>
+      <w:r>
+        <w:rPr>
+          <w:i/>
+          <w:iCs/>
+          <w:color w:val="6B7280"/>
+          <w:sz w:val="18"/>
+          <w:szCs w:val="18"/>
+        </w:rPr>
+        <w:t>）：初始状态（左）</w:t>
       </w:r>
       <w:proofErr w:type="gramStart"/>
       <w:r>
@@ -3080,7 +2649,7 @@
         <w:spacing w:before="220" w:after="130"/>
       </w:pPr>
       <w:r>
-        <w:t>2.5 从柱子上解下一圈绳（1 → 0）</w:t>
+        <w:t>2.6 绳圈从柱 A 转移到柱 B</w:t>
       </w:r>
     </w:p>
     <w:p>
@@ -3095,47 +2664,67 @@
         </w:rPr>
         <w:t>场景与动作：</w:t>
       </w:r>
-      <w:proofErr w:type="gramStart"/>
-      <w:r>
-        <w:rPr>
-          <w:color w:val="222222"/>
-        </w:rPr>
-        <w:t>2.4 的</w:t>
-      </w:r>
-      <w:proofErr w:type="gramEnd"/>
-      <w:r>
-        <w:rPr>
-          <w:color w:val="222222"/>
-        </w:rPr>
-        <w:t xml:space="preserve">逆过程：初始绳已绕柱一圈，夹爪持自由端，动作为一次反向环绕（经柱顶 gateway 退绕），winding </w:t>
-      </w:r>
-      <w:proofErr w:type="gramStart"/>
-      <w:r>
-        <w:rPr>
-          <w:color w:val="222222"/>
-        </w:rPr>
-        <w:t xml:space="preserve">从 1 </w:t>
-      </w:r>
-      <w:proofErr w:type="gramEnd"/>
-      <w:r>
-        <w:rPr>
-          <w:color w:val="222222"/>
-        </w:rPr>
-        <w:t xml:space="preserve">变为 0。这一对任务构成方向敏感的 contrast pair：同样的抓取位形、几乎镜像的轨迹，一个加圈一个解圈；方向做错时 winding </w:t>
-      </w:r>
-      <w:proofErr w:type="gramStart"/>
-      <w:r>
-        <w:rPr>
-          <w:color w:val="222222"/>
-        </w:rPr>
-        <w:t xml:space="preserve">变成 2 </w:t>
-      </w:r>
-      <w:proofErr w:type="gramEnd"/>
-      <w:r>
-        <w:rPr>
-          <w:color w:val="222222"/>
-        </w:rPr>
-        <w:t>而不是 0。</w:t>
+      <w:r>
+        <w:rPr>
+          <w:color w:val="222222"/>
+        </w:rPr>
+        <w:t xml:space="preserve">闭合弹性圈初始套在柱 A 底部。动作为抓住圈的一侧，提升越过 A 柱顶（唯一 gateway），平移后落套到柱 B。闭合圈使“围住”成为严格的拓扑状态（闭合方案）：linking signature </w:t>
+      </w:r>
+      <w:proofErr w:type="gramStart"/>
+      <w:r>
+        <w:rPr>
+          <w:color w:val="222222"/>
+        </w:rPr>
+        <w:t>从 (</w:t>
+      </w:r>
+      <w:proofErr w:type="gramEnd"/>
+      <w:r>
+        <w:rPr>
+          <w:color w:val="222222"/>
+        </w:rPr>
+        <w:t>A:1, B:</w:t>
+      </w:r>
+      <w:proofErr w:type="gramStart"/>
+      <w:r>
+        <w:rPr>
+          <w:color w:val="222222"/>
+        </w:rPr>
+        <w:t>0)</w:t>
+      </w:r>
+      <w:proofErr w:type="gramEnd"/>
+      <w:r>
+        <w:rPr>
+          <w:color w:val="222222"/>
+        </w:rPr>
+        <w:t xml:space="preserve"> </w:t>
+      </w:r>
+      <w:proofErr w:type="gramStart"/>
+      <w:r>
+        <w:rPr>
+          <w:color w:val="222222"/>
+        </w:rPr>
+        <w:t>变为 (</w:t>
+      </w:r>
+      <w:proofErr w:type="gramEnd"/>
+      <w:r>
+        <w:rPr>
+          <w:color w:val="222222"/>
+        </w:rPr>
+        <w:t>A:0, B:</w:t>
+      </w:r>
+      <w:proofErr w:type="gramStart"/>
+      <w:r>
+        <w:rPr>
+          <w:color w:val="222222"/>
+        </w:rPr>
+        <w:t>1)，</w:t>
+      </w:r>
+      <w:proofErr w:type="gramEnd"/>
+      <w:r>
+        <w:rPr>
+          <w:color w:val="222222"/>
+        </w:rPr>
+        <w:t>中间必须经过两次跨越柱顶的临界事件。</w:t>
       </w:r>
     </w:p>
     <w:p>
@@ -3149,10 +2738,10 @@
         </w:rPr>
         <w:lastRenderedPageBreak/>
         <w:drawing>
-          <wp:inline distT="0" distB="0" distL="0" distR="0" wp14:anchorId="00FA5A83" wp14:editId="1F6EF5C2">
+          <wp:inline distT="0" distB="0" distL="0" distR="0" wp14:anchorId="7ED6E6B8" wp14:editId="155E24FC">
             <wp:extent cx="5905500" cy="2305050"/>
             <wp:effectExtent l="0" t="0" r="0" b="0"/>
-            <wp:docPr id="281964163" name="Picture 281964163"/>
+            <wp:docPr id="293991721" name="Picture 293991721"/>
             <wp:cNvGraphicFramePr>
               <a:graphicFrameLocks xmlns:a="http://schemas.openxmlformats.org/drawingml/2006/main" noChangeAspect="1"/>
             </wp:cNvGraphicFramePr>
@@ -3202,40 +2791,18 @@
           <w:sz w:val="18"/>
           <w:szCs w:val="18"/>
         </w:rPr>
-        <w:t>图 2.5　从</w:t>
-      </w:r>
-      <w:proofErr w:type="gramEnd"/>
-      <w:r>
-        <w:rPr>
-          <w:i/>
-          <w:iCs/>
-          <w:color w:val="6B7280"/>
-          <w:sz w:val="18"/>
-          <w:szCs w:val="18"/>
-        </w:rPr>
-        <w:t xml:space="preserve">柱子上解下一圈绳（1 </w:t>
-      </w:r>
-      <w:proofErr w:type="gramStart"/>
-      <w:r>
-        <w:rPr>
-          <w:i/>
-          <w:iCs/>
-          <w:color w:val="6B7280"/>
-          <w:sz w:val="18"/>
-          <w:szCs w:val="18"/>
-        </w:rPr>
-        <w:t>→ 0</w:t>
-      </w:r>
-      <w:proofErr w:type="gramEnd"/>
-      <w:r>
-        <w:rPr>
-          <w:i/>
-          <w:iCs/>
-          <w:color w:val="6B7280"/>
-          <w:sz w:val="18"/>
-          <w:szCs w:val="18"/>
-        </w:rPr>
-        <w:t>）：初始状态（左）</w:t>
+        <w:t>图 2.6　绳</w:t>
+      </w:r>
+      <w:proofErr w:type="gramEnd"/>
+      <w:r>
+        <w:rPr>
+          <w:i/>
+          <w:iCs/>
+          <w:color w:val="6B7280"/>
+          <w:sz w:val="18"/>
+          <w:szCs w:val="18"/>
+        </w:rPr>
+        <w:t>圈从柱 A 转移到柱 B：初始状态（左）</w:t>
       </w:r>
       <w:proofErr w:type="gramStart"/>
       <w:r>
@@ -3266,7 +2833,7 @@
         <w:spacing w:before="220" w:after="130"/>
       </w:pPr>
       <w:r>
-        <w:t>2.6 绳圈从柱 A 转移到柱 B</w:t>
+        <w:t>2.7 闭合环同时围住两个柱子</w:t>
       </w:r>
     </w:p>
     <w:p>
@@ -3285,63 +2852,68 @@
         <w:rPr>
           <w:color w:val="222222"/>
         </w:rPr>
-        <w:t xml:space="preserve">闭合弹性圈初始套在柱 A 底部。动作为抓住圈的一侧，提升越过 A 柱顶（唯一 gateway），平移后落套到柱 B。闭合圈使“围住”成为严格的拓扑状态（闭合方案）：linking signature </w:t>
-      </w:r>
-      <w:proofErr w:type="gramStart"/>
-      <w:r>
-        <w:rPr>
-          <w:color w:val="222222"/>
-        </w:rPr>
-        <w:t>从 (</w:t>
-      </w:r>
-      <w:proofErr w:type="gramEnd"/>
-      <w:r>
-        <w:rPr>
-          <w:color w:val="222222"/>
-        </w:rPr>
-        <w:t>A:1, B:</w:t>
-      </w:r>
-      <w:proofErr w:type="gramStart"/>
-      <w:r>
-        <w:rPr>
-          <w:color w:val="222222"/>
-        </w:rPr>
-        <w:t>0)</w:t>
-      </w:r>
-      <w:proofErr w:type="gramEnd"/>
-      <w:r>
-        <w:rPr>
-          <w:color w:val="222222"/>
-        </w:rPr>
-        <w:t xml:space="preserve"> </w:t>
-      </w:r>
-      <w:proofErr w:type="gramStart"/>
-      <w:r>
-        <w:rPr>
-          <w:color w:val="222222"/>
-        </w:rPr>
-        <w:t>变为 (</w:t>
-      </w:r>
-      <w:proofErr w:type="gramEnd"/>
-      <w:r>
-        <w:rPr>
-          <w:color w:val="222222"/>
-        </w:rPr>
-        <w:t>A:0, B:</w:t>
-      </w:r>
-      <w:proofErr w:type="gramStart"/>
-      <w:r>
-        <w:rPr>
-          <w:color w:val="222222"/>
-        </w:rPr>
-        <w:t>1)，</w:t>
-      </w:r>
-      <w:proofErr w:type="gramEnd"/>
-      <w:r>
-        <w:rPr>
-          <w:color w:val="222222"/>
-        </w:rPr>
-        <w:t>中间必须经过两次跨越柱顶的临界事件。</w:t>
+        <w:t xml:space="preserve">初始弹性/有余量的环仅围住柱 A。动作为抓住环的一侧拉伸、越过柱 B 顶后释放，使环同时包住两根柱。enclosure 子集从 {A} 变为 {A, </w:t>
+      </w:r>
+      <w:proofErr w:type="gramStart"/>
+      <w:r>
+        <w:rPr>
+          <w:color w:val="222222"/>
+        </w:rPr>
+        <w:t>B}，</w:t>
+      </w:r>
+      <w:proofErr w:type="gramEnd"/>
+      <w:r>
+        <w:rPr>
+          <w:color w:val="222222"/>
+        </w:rPr>
+        <w:t>这是多障碍 winding vector 的最小非平凡实例，</w:t>
+      </w:r>
+      <w:proofErr w:type="gramStart"/>
+      <w:r>
+        <w:rPr>
+          <w:color w:val="222222"/>
+        </w:rPr>
+        <w:t>也是后续扩展到“围住指定子集”系列难度的基础形态</w:t>
+      </w:r>
+      <w:proofErr w:type="gramEnd"/>
+      <w:r>
+        <w:rPr>
+          <w:color w:val="222222"/>
+        </w:rPr>
+        <w:t>。</w:t>
+      </w:r>
+    </w:p>
+    <w:p>
+      <w:pPr>
+        <w:spacing w:after="140" w:line="300" w:lineRule="auto"/>
+      </w:pPr>
+      <w:r>
+        <w:rPr>
+          <w:b/>
+          <w:bCs/>
+          <w:color w:val="222222"/>
+        </w:rPr>
+        <w:t>成功判定与防捷径：</w:t>
+      </w:r>
+      <w:r>
+        <w:rPr>
+          <w:color w:val="222222"/>
+        </w:rPr>
+        <w:t>对两柱分别判 linking，须同时</w:t>
+      </w:r>
+      <w:proofErr w:type="gramStart"/>
+      <w:r>
+        <w:rPr>
+          <w:color w:val="222222"/>
+        </w:rPr>
+        <w:t>为 1</w:t>
+      </w:r>
+      <w:proofErr w:type="gramEnd"/>
+      <w:r>
+        <w:rPr>
+          <w:color w:val="222222"/>
+        </w:rPr>
+        <w:t>；物理层沿两柱连线方向拖拽环，两柱应同时受到约束。防捷径：环被拉伸后仅搭在 B 柱外侧，与真正包住 B 在投影上几乎一致，唯一的区别是 linking 状态——错误动作在释放后环会回弹到只围住 A 的状态，结局可自动区分。</w:t>
       </w:r>
     </w:p>
     <w:p>
@@ -3354,10 +2926,10 @@
           <w:noProof/>
         </w:rPr>
         <w:drawing>
-          <wp:inline distT="0" distB="0" distL="0" distR="0" wp14:anchorId="7ED6E6B8" wp14:editId="155E24FC">
+          <wp:inline distT="0" distB="0" distL="0" distR="0" wp14:anchorId="57BD8447" wp14:editId="1C88827E">
             <wp:extent cx="5905500" cy="2305050"/>
             <wp:effectExtent l="0" t="0" r="0" b="0"/>
-            <wp:docPr id="293991721" name="Picture 293991721"/>
+            <wp:docPr id="1566823751" name="Picture 1566823751"/>
             <wp:cNvGraphicFramePr>
               <a:graphicFrameLocks xmlns:a="http://schemas.openxmlformats.org/drawingml/2006/main" noChangeAspect="1"/>
             </wp:cNvGraphicFramePr>
@@ -3407,18 +2979,18 @@
           <w:sz w:val="18"/>
           <w:szCs w:val="18"/>
         </w:rPr>
-        <w:t>图 2.6　绳</w:t>
-      </w:r>
-      <w:proofErr w:type="gramEnd"/>
-      <w:r>
-        <w:rPr>
-          <w:i/>
-          <w:iCs/>
-          <w:color w:val="6B7280"/>
-          <w:sz w:val="18"/>
-          <w:szCs w:val="18"/>
-        </w:rPr>
-        <w:t>圈从柱 A 转移到柱 B：初始状态（左）</w:t>
+        <w:t>图 2.7　闭合</w:t>
+      </w:r>
+      <w:proofErr w:type="gramEnd"/>
+      <w:r>
+        <w:rPr>
+          <w:i/>
+          <w:iCs/>
+          <w:color w:val="6B7280"/>
+          <w:sz w:val="18"/>
+          <w:szCs w:val="18"/>
+        </w:rPr>
+        <w:t>环同时围住两个柱子：初始状态（左）</w:t>
       </w:r>
       <w:proofErr w:type="gramStart"/>
       <w:r>
@@ -3441,6 +3013,208 @@
           <w:szCs w:val="18"/>
         </w:rPr>
         <w:t>态（右）</w:t>
+      </w:r>
+    </w:p>
+    <w:p>
+      <w:pPr>
+        <w:pStyle w:val="Heading1"/>
+        <w:spacing w:after="130"/>
+      </w:pPr>
+      <w:r>
+        <w:t>3. 缠绕与互锁 Entanglement &amp; Interlocking</w:t>
+      </w:r>
+    </w:p>
+    <w:p>
+      <w:pPr>
+        <w:spacing w:after="140" w:line="300" w:lineRule="auto"/>
+      </w:pPr>
+      <w:r>
+        <w:rPr>
+          <w:b/>
+          <w:bCs/>
+          <w:color w:val="222222"/>
+        </w:rPr>
+        <w:t>考的是：不同部分怎样上下交叉、互相穿插或卡住，以及怎样通过一次动作解除或改变这种关系。</w:t>
+      </w:r>
+    </w:p>
+    <w:p>
+      <w:pPr>
+        <w:spacing w:after="140" w:line="300" w:lineRule="auto"/>
+      </w:pPr>
+      <w:r>
+        <w:rPr>
+          <w:b/>
+          <w:bCs/>
+          <w:color w:val="222222"/>
+        </w:rPr>
+        <w:t>典型状态变化</w:t>
+      </w:r>
+    </w:p>
+    <w:p>
+      <w:pPr>
+        <w:pStyle w:val="ListParagraph"/>
+        <w:numPr>
+          <w:ilvl w:val="0"/>
+          <w:numId w:val="2"/>
+        </w:numPr>
+        <w:spacing w:after="90" w:line="290" w:lineRule="auto"/>
+      </w:pPr>
+      <w:r>
+        <w:t>有一个</w:t>
+      </w:r>
+      <w:proofErr w:type="gramStart"/>
+      <w:r>
+        <w:t xml:space="preserve">交叉 → </w:t>
+      </w:r>
+      <w:proofErr w:type="gramEnd"/>
+      <w:r>
+        <w:t>没有交叉</w:t>
+      </w:r>
+    </w:p>
+    <w:p>
+      <w:pPr>
+        <w:pStyle w:val="ListParagraph"/>
+        <w:numPr>
+          <w:ilvl w:val="0"/>
+          <w:numId w:val="2"/>
+        </w:numPr>
+        <w:spacing w:after="90" w:line="290" w:lineRule="auto"/>
+      </w:pPr>
+      <w:r>
+        <w:lastRenderedPageBreak/>
+        <w:t>A 在 B 上 → B 在 A 上</w:t>
+      </w:r>
+    </w:p>
+    <w:p>
+      <w:pPr>
+        <w:pStyle w:val="ListParagraph"/>
+        <w:numPr>
+          <w:ilvl w:val="0"/>
+          <w:numId w:val="2"/>
+        </w:numPr>
+        <w:spacing w:after="90" w:line="290" w:lineRule="auto"/>
+      </w:pPr>
+      <w:r>
+        <w:t>局部</w:t>
+      </w:r>
+      <w:proofErr w:type="gramStart"/>
+      <w:r>
+        <w:t xml:space="preserve">缠绕 → </w:t>
+      </w:r>
+      <w:proofErr w:type="gramEnd"/>
+      <w:r>
+        <w:t>更松的状态</w:t>
+      </w:r>
+    </w:p>
+    <w:p>
+      <w:pPr>
+        <w:pStyle w:val="ListParagraph"/>
+        <w:numPr>
+          <w:ilvl w:val="0"/>
+          <w:numId w:val="2"/>
+        </w:numPr>
+        <w:spacing w:after="90" w:line="290" w:lineRule="auto"/>
+      </w:pPr>
+      <w:r>
+        <w:t>互</w:t>
+      </w:r>
+      <w:proofErr w:type="gramStart"/>
+      <w:r>
+        <w:t xml:space="preserve">锁 → </w:t>
+      </w:r>
+      <w:proofErr w:type="gramEnd"/>
+      <w:r>
+        <w:t>分离</w:t>
+      </w:r>
+    </w:p>
+    <w:p>
+      <w:pPr>
+        <w:spacing w:after="140" w:line="300" w:lineRule="auto"/>
+      </w:pPr>
+      <w:r>
+        <w:rPr>
+          <w:b/>
+          <w:bCs/>
+          <w:color w:val="222222"/>
+        </w:rPr>
+        <w:t>纳入的任务</w:t>
+      </w:r>
+    </w:p>
+    <w:p>
+      <w:pPr>
+        <w:pStyle w:val="ListParagraph"/>
+        <w:numPr>
+          <w:ilvl w:val="0"/>
+          <w:numId w:val="2"/>
+        </w:numPr>
+        <w:spacing w:after="90" w:line="290" w:lineRule="auto"/>
+      </w:pPr>
+      <w:r>
+        <w:t>消除绳索交叉（untangle）</w:t>
+      </w:r>
+    </w:p>
+    <w:p>
+      <w:pPr>
+        <w:pStyle w:val="ListParagraph"/>
+        <w:numPr>
+          <w:ilvl w:val="0"/>
+          <w:numId w:val="2"/>
+        </w:numPr>
+        <w:spacing w:after="90" w:line="290" w:lineRule="auto"/>
+      </w:pPr>
+      <w:r>
+        <w:t>交换两根线的上下关系</w:t>
+      </w:r>
+    </w:p>
+    <w:p>
+      <w:pPr>
+        <w:pStyle w:val="ListParagraph"/>
+        <w:numPr>
+          <w:ilvl w:val="0"/>
+          <w:numId w:val="2"/>
+        </w:numPr>
+        <w:spacing w:after="90" w:line="290" w:lineRule="auto"/>
+      </w:pPr>
+      <w:proofErr w:type="gramStart"/>
+      <w:r>
+        <w:t>将 8 字</w:t>
+      </w:r>
+      <w:proofErr w:type="gramEnd"/>
+      <w:r>
+        <w:t>绳圈改成 O 形（解半扭转）</w:t>
+      </w:r>
+    </w:p>
+    <w:p>
+      <w:pPr>
+        <w:pStyle w:val="ListParagraph"/>
+        <w:numPr>
+          <w:ilvl w:val="0"/>
+          <w:numId w:val="2"/>
+        </w:numPr>
+        <w:spacing w:after="90" w:line="290" w:lineRule="auto"/>
+      </w:pPr>
+      <w:r>
+        <w:t>C 形环从固定圆环中解开</w:t>
+      </w:r>
+    </w:p>
+    <w:p>
+      <w:pPr>
+        <w:spacing w:after="140" w:line="300" w:lineRule="auto"/>
+      </w:pPr>
+      <w:r>
+        <w:rPr>
+          <w:color w:val="222222"/>
+        </w:rPr>
+        <w:t>不要让机器人一次解开整团绳或执行很长的装配序列；每次只改变一个交叉或解除一个互锁关系。</w:t>
+      </w:r>
+    </w:p>
+    <w:p>
+      <w:pPr>
+        <w:pStyle w:val="Heading2"/>
+        <w:spacing w:before="220" w:after="130"/>
+      </w:pPr>
+      <w:r>
+        <w:t>任务详解</w:t>
       </w:r>
     </w:p>
     <w:p>
@@ -3449,7 +3223,7 @@
         <w:spacing w:before="220" w:after="130"/>
       </w:pPr>
       <w:r>
-        <w:t>2.7 闭合环同时围住两个柱子</w:t>
+        <w:t>3.1 消除绳索交叉（untangle）</w:t>
       </w:r>
     </w:p>
     <w:p>
@@ -3468,35 +3242,21 @@
         <w:rPr>
           <w:color w:val="222222"/>
         </w:rPr>
-        <w:t xml:space="preserve">初始弹性/有余量的环仅围住柱 A。动作为抓住环的一侧拉伸、越过柱 B 顶后释放，使环同时包住两根柱。enclosure 子集从 {A} 变为 {A, </w:t>
-      </w:r>
-      <w:proofErr w:type="gramStart"/>
-      <w:r>
-        <w:rPr>
-          <w:color w:val="222222"/>
-        </w:rPr>
-        <w:t>B}，</w:t>
-      </w:r>
-      <w:proofErr w:type="gramEnd"/>
-      <w:r>
-        <w:rPr>
-          <w:color w:val="222222"/>
-        </w:rPr>
-        <w:t>这是多障碍 winding vector 的最小非平凡实例，</w:t>
-      </w:r>
-      <w:proofErr w:type="gramStart"/>
-      <w:r>
-        <w:rPr>
-          <w:color w:val="222222"/>
-        </w:rPr>
-        <w:t>也是后续扩展到“围住指定子集”系列难度的基础形态</w:t>
-      </w:r>
-      <w:proofErr w:type="gramEnd"/>
-      <w:r>
-        <w:rPr>
-          <w:color w:val="222222"/>
-        </w:rPr>
-        <w:t>。</w:t>
+        <w:t>两根线缆（以两根为例）自然形成一个交叉（红缆在上）。夹爪持红缆自由端，动作为一次 lift-move-place：把自由端沿正确一侧绕过蓝缆移回本侧。以两悬挂点为固定边界条件定义 crossing signature，带号交叉数</w:t>
+      </w:r>
+      <w:proofErr w:type="gramStart"/>
+      <w:r>
+        <w:rPr>
+          <w:color w:val="222222"/>
+        </w:rPr>
+        <w:t xml:space="preserve">从 1 </w:t>
+      </w:r>
+      <w:proofErr w:type="gramEnd"/>
+      <w:r>
+        <w:rPr>
+          <w:color w:val="222222"/>
+        </w:rPr>
+        <w:t>变为 0。悬挂端点固定这一约束至关重要：它排除了“绕过自由端点解开”的平凡解，使交叉成为严格定义的状态。</w:t>
       </w:r>
     </w:p>
     <w:p>
@@ -3515,21 +3275,35 @@
         <w:rPr>
           <w:color w:val="222222"/>
         </w:rPr>
-        <w:t>对两柱分别判 linking，须同时</w:t>
-      </w:r>
-      <w:proofErr w:type="gramStart"/>
-      <w:r>
-        <w:rPr>
-          <w:color w:val="222222"/>
-        </w:rPr>
-        <w:t>为 1</w:t>
-      </w:r>
-      <w:proofErr w:type="gramEnd"/>
-      <w:r>
-        <w:rPr>
-          <w:color w:val="222222"/>
-        </w:rPr>
-        <w:t>；物理层沿两柱连线方向拖拽环，两柱应同时受到约束。防捷径：环被拉伸后仅搭在 B 柱外侧，与真正包住 B 在投影上几乎一致，唯一的区别是 linking 状态——错误动作在释放后环会回弹到只围住 A 的状态，结局可自动区分。</w:t>
+        <w:t>几何层在规定投影下计交叉数</w:t>
+      </w:r>
+      <w:proofErr w:type="gramStart"/>
+      <w:r>
+        <w:rPr>
+          <w:color w:val="222222"/>
+        </w:rPr>
+        <w:t>为 0</w:t>
+      </w:r>
+      <w:proofErr w:type="gramEnd"/>
+      <w:r>
+        <w:rPr>
+          <w:color w:val="222222"/>
+        </w:rPr>
+        <w:t>；物理层左右分拉两缆下端，验证无相互勾挂。防捷径：从错误一侧移动，终点位置完全相同，但交叉不消失甚至增加</w:t>
+      </w:r>
+      <w:proofErr w:type="gramStart"/>
+      <w:r>
+        <w:rPr>
+          <w:color w:val="222222"/>
+        </w:rPr>
+        <w:t>到 2</w:t>
+      </w:r>
+      <w:proofErr w:type="gramEnd"/>
+      <w:r>
+        <w:rPr>
+          <w:color w:val="222222"/>
+        </w:rPr>
+        <w:t>——终点监督无信息量，只有路径同伦类正确才能成功。</w:t>
       </w:r>
     </w:p>
     <w:p>
@@ -3541,12 +3315,11 @@
         <w:rPr>
           <w:noProof/>
         </w:rPr>
-        <w:lastRenderedPageBreak/>
         <w:drawing>
-          <wp:inline distT="0" distB="0" distL="0" distR="0" wp14:anchorId="57BD8447" wp14:editId="1C88827E">
+          <wp:inline distT="0" distB="0" distL="0" distR="0" wp14:anchorId="3C02E86D" wp14:editId="569B7078">
             <wp:extent cx="5905500" cy="2305050"/>
             <wp:effectExtent l="0" t="0" r="0" b="0"/>
-            <wp:docPr id="1566823751" name="Picture 1566823751"/>
+            <wp:docPr id="1876832401" name="Picture 1876832401"/>
             <wp:cNvGraphicFramePr>
               <a:graphicFrameLocks xmlns:a="http://schemas.openxmlformats.org/drawingml/2006/main" noChangeAspect="1"/>
             </wp:cNvGraphicFramePr>
@@ -3596,18 +3369,18 @@
           <w:sz w:val="18"/>
           <w:szCs w:val="18"/>
         </w:rPr>
-        <w:t>图 2.7　闭合</w:t>
-      </w:r>
-      <w:proofErr w:type="gramEnd"/>
-      <w:r>
-        <w:rPr>
-          <w:i/>
-          <w:iCs/>
-          <w:color w:val="6B7280"/>
-          <w:sz w:val="18"/>
-          <w:szCs w:val="18"/>
-        </w:rPr>
-        <w:t>环同时围住两个柱子：初始状态（左）</w:t>
+        <w:t>图 3.1　消除</w:t>
+      </w:r>
+      <w:proofErr w:type="gramEnd"/>
+      <w:r>
+        <w:rPr>
+          <w:i/>
+          <w:iCs/>
+          <w:color w:val="6B7280"/>
+          <w:sz w:val="18"/>
+          <w:szCs w:val="18"/>
+        </w:rPr>
+        <w:t>绳索交叉（untangle）：初始状态（左）</w:t>
       </w:r>
       <w:proofErr w:type="gramStart"/>
       <w:r>
@@ -3634,11 +3407,11 @@
     </w:p>
     <w:p>
       <w:pPr>
-        <w:pStyle w:val="Heading1"/>
-        <w:spacing w:after="130"/>
-      </w:pPr>
-      <w:r>
-        <w:t>3. 缠绕与互锁 Entanglement &amp; Interlocking</w:t>
+        <w:pStyle w:val="Heading3"/>
+        <w:spacing w:before="220" w:after="130"/>
+      </w:pPr>
+      <w:r>
+        <w:t>3.2 交换两根线的上下关系</w:t>
       </w:r>
     </w:p>
     <w:p>
@@ -3651,7 +3424,36 @@
           <w:bCs/>
           <w:color w:val="222222"/>
         </w:rPr>
-        <w:t>考的是：不同部分怎样上下交叉、互相穿插或卡住，以及怎样通过一次动作解除或改变这种关系。</w:t>
+        <w:lastRenderedPageBreak/>
+        <w:t>场景与动作：</w:t>
+      </w:r>
+      <w:proofErr w:type="gramStart"/>
+      <w:r>
+        <w:rPr>
+          <w:color w:val="222222"/>
+        </w:rPr>
+        <w:t xml:space="preserve">与 3.1 </w:t>
+      </w:r>
+      <w:proofErr w:type="gramEnd"/>
+      <w:r>
+        <w:rPr>
+          <w:color w:val="222222"/>
+        </w:rPr>
+        <w:t>相同的双缆场景，但目标不同：整体几何构型几乎不变，仅把交叉处的 over/under 符号翻转（红上蓝</w:t>
+      </w:r>
+      <w:proofErr w:type="gramStart"/>
+      <w:r>
+        <w:rPr>
+          <w:color w:val="222222"/>
+        </w:rPr>
+        <w:t xml:space="preserve">下 → </w:t>
+      </w:r>
+      <w:proofErr w:type="gramEnd"/>
+      <w:r>
+        <w:rPr>
+          <w:color w:val="222222"/>
+        </w:rPr>
+        <w:t>蓝上红下）。动作为提起红缆自由端，从蓝缆另一侧经过后放回原位附近。这是“路径决定状态”的最纯粹形式：初末端几何位置几乎完全相同，唯一的差别是轨迹的同伦类。</w:t>
       </w:r>
     </w:p>
     <w:p>
@@ -3664,269 +3466,27 @@
           <w:bCs/>
           <w:color w:val="222222"/>
         </w:rPr>
-        <w:t>典型状态变化</w:t>
-      </w:r>
-    </w:p>
-    <w:p>
-      <w:pPr>
-        <w:pStyle w:val="ListParagraph"/>
-        <w:numPr>
-          <w:ilvl w:val="0"/>
-          <w:numId w:val="2"/>
-        </w:numPr>
-        <w:spacing w:after="90" w:line="290" w:lineRule="auto"/>
-      </w:pPr>
-      <w:r>
-        <w:t>有一个</w:t>
-      </w:r>
-      <w:proofErr w:type="gramStart"/>
-      <w:r>
-        <w:t xml:space="preserve">交叉 → </w:t>
-      </w:r>
-      <w:proofErr w:type="gramEnd"/>
-      <w:r>
-        <w:t>没有交叉</w:t>
-      </w:r>
-    </w:p>
-    <w:p>
-      <w:pPr>
-        <w:pStyle w:val="ListParagraph"/>
-        <w:numPr>
-          <w:ilvl w:val="0"/>
-          <w:numId w:val="2"/>
-        </w:numPr>
-        <w:spacing w:after="90" w:line="290" w:lineRule="auto"/>
-      </w:pPr>
-      <w:r>
-        <w:t>A 在 B 上 → B 在 A 上</w:t>
-      </w:r>
-    </w:p>
-    <w:p>
-      <w:pPr>
-        <w:pStyle w:val="ListParagraph"/>
-        <w:numPr>
-          <w:ilvl w:val="0"/>
-          <w:numId w:val="2"/>
-        </w:numPr>
-        <w:spacing w:after="90" w:line="290" w:lineRule="auto"/>
-      </w:pPr>
-      <w:r>
-        <w:t>局部</w:t>
-      </w:r>
-      <w:proofErr w:type="gramStart"/>
-      <w:r>
-        <w:t xml:space="preserve">缠绕 → </w:t>
-      </w:r>
-      <w:proofErr w:type="gramEnd"/>
-      <w:r>
-        <w:t>更松的状态</w:t>
-      </w:r>
-    </w:p>
-    <w:p>
-      <w:pPr>
-        <w:pStyle w:val="ListParagraph"/>
-        <w:numPr>
-          <w:ilvl w:val="0"/>
-          <w:numId w:val="2"/>
-        </w:numPr>
-        <w:spacing w:after="90" w:line="290" w:lineRule="auto"/>
-      </w:pPr>
-      <w:r>
-        <w:t>互</w:t>
-      </w:r>
-      <w:proofErr w:type="gramStart"/>
-      <w:r>
-        <w:t xml:space="preserve">锁 → </w:t>
-      </w:r>
-      <w:proofErr w:type="gramEnd"/>
-      <w:r>
-        <w:t>分离</w:t>
-      </w:r>
-    </w:p>
-    <w:p>
-      <w:pPr>
-        <w:spacing w:after="140" w:line="300" w:lineRule="auto"/>
-      </w:pPr>
-      <w:r>
-        <w:rPr>
-          <w:b/>
-          <w:bCs/>
-          <w:color w:val="222222"/>
-        </w:rPr>
-        <w:t>纳入的任务</w:t>
-      </w:r>
-    </w:p>
-    <w:p>
-      <w:pPr>
-        <w:pStyle w:val="ListParagraph"/>
-        <w:numPr>
-          <w:ilvl w:val="0"/>
-          <w:numId w:val="2"/>
-        </w:numPr>
-        <w:spacing w:after="90" w:line="290" w:lineRule="auto"/>
-      </w:pPr>
-      <w:r>
-        <w:t>消除绳索交叉（untangle）</w:t>
-      </w:r>
-    </w:p>
-    <w:p>
-      <w:pPr>
-        <w:pStyle w:val="ListParagraph"/>
-        <w:numPr>
-          <w:ilvl w:val="0"/>
-          <w:numId w:val="2"/>
-        </w:numPr>
-        <w:spacing w:after="90" w:line="290" w:lineRule="auto"/>
-      </w:pPr>
-      <w:r>
-        <w:t>交换两根线的上下关系</w:t>
-      </w:r>
-    </w:p>
-    <w:p>
-      <w:pPr>
-        <w:pStyle w:val="ListParagraph"/>
-        <w:numPr>
-          <w:ilvl w:val="0"/>
-          <w:numId w:val="2"/>
-        </w:numPr>
-        <w:spacing w:after="90" w:line="290" w:lineRule="auto"/>
-      </w:pPr>
-      <w:proofErr w:type="gramStart"/>
-      <w:r>
-        <w:t>将 8 字</w:t>
-      </w:r>
-      <w:proofErr w:type="gramEnd"/>
-      <w:r>
-        <w:t>绳圈改成 O 形（解半扭转）</w:t>
-      </w:r>
-    </w:p>
-    <w:p>
-      <w:pPr>
-        <w:pStyle w:val="ListParagraph"/>
-        <w:numPr>
-          <w:ilvl w:val="0"/>
-          <w:numId w:val="2"/>
-        </w:numPr>
-        <w:spacing w:after="90" w:line="290" w:lineRule="auto"/>
-      </w:pPr>
-      <w:r>
-        <w:t>C 形环从固定圆环中解开</w:t>
-      </w:r>
-    </w:p>
-    <w:p>
-      <w:pPr>
-        <w:spacing w:after="140" w:line="300" w:lineRule="auto"/>
-      </w:pPr>
-      <w:r>
-        <w:rPr>
-          <w:color w:val="222222"/>
-        </w:rPr>
-        <w:t>不要让机器人一次解开整团绳或执行很长的装配序列；每次只改变一个交叉或解除一个互锁关系。</w:t>
-      </w:r>
-    </w:p>
-    <w:p>
-      <w:pPr>
-        <w:pStyle w:val="Heading2"/>
-        <w:spacing w:before="220" w:after="130"/>
-      </w:pPr>
-      <w:r>
-        <w:t>任务详解</w:t>
-      </w:r>
-    </w:p>
-    <w:p>
-      <w:pPr>
-        <w:pStyle w:val="Heading3"/>
-        <w:spacing w:before="220" w:after="130"/>
-      </w:pPr>
-      <w:r>
-        <w:t>3.1 消除绳索交叉（untangle）</w:t>
-      </w:r>
-    </w:p>
-    <w:p>
-      <w:pPr>
-        <w:spacing w:after="140" w:line="300" w:lineRule="auto"/>
-      </w:pPr>
-      <w:r>
-        <w:rPr>
-          <w:b/>
-          <w:bCs/>
-          <w:color w:val="222222"/>
-        </w:rPr>
-        <w:t>场景与动作：</w:t>
-      </w:r>
-      <w:r>
-        <w:rPr>
-          <w:color w:val="222222"/>
-        </w:rPr>
-        <w:t xml:space="preserve">两根线缆（以两根为例）自然形成一个交叉（红缆在上）。夹爪持红缆自由端，动作为一次 lift-move-place：把自由端沿正确一侧绕过蓝缆移回本侧。以两悬挂点为固定边界条件定义 crossing </w:t>
-      </w:r>
-      <w:r>
-        <w:rPr>
-          <w:color w:val="222222"/>
-        </w:rPr>
-        <w:lastRenderedPageBreak/>
-        <w:t>signature，带号交叉数</w:t>
-      </w:r>
-      <w:proofErr w:type="gramStart"/>
-      <w:r>
-        <w:rPr>
-          <w:color w:val="222222"/>
-        </w:rPr>
-        <w:t xml:space="preserve">从 1 </w:t>
-      </w:r>
-      <w:proofErr w:type="gramEnd"/>
-      <w:r>
-        <w:rPr>
-          <w:color w:val="222222"/>
-        </w:rPr>
-        <w:t>变为 0。悬挂端点固定这一约束至关重要：它排除了“绕过自由端点解开”的平凡解，使交叉成为严格定义的状态。</w:t>
-      </w:r>
-    </w:p>
-    <w:p>
-      <w:pPr>
-        <w:spacing w:after="140" w:line="300" w:lineRule="auto"/>
-      </w:pPr>
-      <w:r>
-        <w:rPr>
-          <w:b/>
-          <w:bCs/>
-          <w:color w:val="222222"/>
-        </w:rPr>
         <w:t>成功判定与防捷径：</w:t>
       </w:r>
       <w:r>
         <w:rPr>
           <w:color w:val="222222"/>
         </w:rPr>
-        <w:t>几何层在规定投影下计交叉数</w:t>
-      </w:r>
-      <w:proofErr w:type="gramStart"/>
-      <w:r>
-        <w:rPr>
-          <w:color w:val="222222"/>
-        </w:rPr>
-        <w:t>为 0</w:t>
-      </w:r>
-      <w:proofErr w:type="gramEnd"/>
-      <w:r>
-        <w:rPr>
-          <w:color w:val="222222"/>
-        </w:rPr>
-        <w:t>；物理层左右分拉两缆下端，验证无相互勾挂。防捷径：从错误一侧移动，终点位置完全相同，但交叉不消失甚至增加</w:t>
-      </w:r>
-      <w:proofErr w:type="gramStart"/>
-      <w:r>
-        <w:rPr>
-          <w:color w:val="222222"/>
-        </w:rPr>
-        <w:t>到 2</w:t>
-      </w:r>
-      <w:proofErr w:type="gramEnd"/>
-      <w:r>
-        <w:rPr>
-          <w:color w:val="222222"/>
-        </w:rPr>
-        <w:t>——终点监督无信息量，只有路径同伦类正确才能成功。</w:t>
+        <w:t>成功判定为交叉点符号翻转且交叉数仍</w:t>
+      </w:r>
+      <w:proofErr w:type="gramStart"/>
+      <w:r>
+        <w:rPr>
+          <w:color w:val="222222"/>
+        </w:rPr>
+        <w:t>为 1</w:t>
+      </w:r>
+      <w:proofErr w:type="gramEnd"/>
+      <w:r>
+        <w:rPr>
+          <w:color w:val="222222"/>
+        </w:rPr>
+        <w:t>（多绕出新交叉判失败）。该任务对纯几何模仿策略是天然的对抗样本——任何只学习“终点构型”的策略在此获得零监督信号，必须显式表征交叉处的上下关系才能完成。</w:t>
       </w:r>
     </w:p>
     <w:p>
@@ -3939,10 +3499,10 @@
           <w:noProof/>
         </w:rPr>
         <w:drawing>
-          <wp:inline distT="0" distB="0" distL="0" distR="0" wp14:anchorId="3C02E86D" wp14:editId="569B7078">
+          <wp:inline distT="0" distB="0" distL="0" distR="0" wp14:anchorId="24368163" wp14:editId="5A0E8BFA">
             <wp:extent cx="5905500" cy="2305050"/>
             <wp:effectExtent l="0" t="0" r="0" b="0"/>
-            <wp:docPr id="1876832401" name="Picture 1876832401"/>
+            <wp:docPr id="538881287" name="Picture 538881287"/>
             <wp:cNvGraphicFramePr>
               <a:graphicFrameLocks xmlns:a="http://schemas.openxmlformats.org/drawingml/2006/main" noChangeAspect="1"/>
             </wp:cNvGraphicFramePr>
@@ -3992,18 +3552,18 @@
           <w:sz w:val="18"/>
           <w:szCs w:val="18"/>
         </w:rPr>
-        <w:t>图 3.1　消除</w:t>
-      </w:r>
-      <w:proofErr w:type="gramEnd"/>
-      <w:r>
-        <w:rPr>
-          <w:i/>
-          <w:iCs/>
-          <w:color w:val="6B7280"/>
-          <w:sz w:val="18"/>
-          <w:szCs w:val="18"/>
-        </w:rPr>
-        <w:t>绳索交叉（untangle）：初始状态（左）</w:t>
+        <w:t>图 3.2　交换</w:t>
+      </w:r>
+      <w:proofErr w:type="gramEnd"/>
+      <w:r>
+        <w:rPr>
+          <w:i/>
+          <w:iCs/>
+          <w:color w:val="6B7280"/>
+          <w:sz w:val="18"/>
+          <w:szCs w:val="18"/>
+        </w:rPr>
+        <w:t>两根线的上下关系：初始状态（左）</w:t>
       </w:r>
       <w:proofErr w:type="gramStart"/>
       <w:r>
@@ -4034,7 +3594,7 @@
         <w:spacing w:before="220" w:after="130"/>
       </w:pPr>
       <w:r>
-        <w:t>3.2 交换两根线的上下关系</w:t>
+        <w:t>3.3 8 字绳圈改成 O 形（解半扭转）</w:t>
       </w:r>
     </w:p>
     <w:p>
@@ -4049,33 +3609,39 @@
         </w:rPr>
         <w:t>场景与动作：</w:t>
       </w:r>
-      <w:proofErr w:type="gramStart"/>
-      <w:r>
-        <w:rPr>
-          <w:color w:val="222222"/>
-        </w:rPr>
-        <w:t xml:space="preserve">与 3.1 </w:t>
-      </w:r>
-      <w:proofErr w:type="gramEnd"/>
-      <w:r>
-        <w:rPr>
-          <w:color w:val="222222"/>
-        </w:rPr>
-        <w:t>相同的双缆场景，但目标不同：整体几何构型几乎不变，仅把交叉处的 over/under 符号翻转（红上蓝</w:t>
-      </w:r>
-      <w:proofErr w:type="gramStart"/>
-      <w:r>
-        <w:rPr>
-          <w:color w:val="222222"/>
-        </w:rPr>
-        <w:t xml:space="preserve">下 → </w:t>
-      </w:r>
-      <w:proofErr w:type="gramEnd"/>
-      <w:r>
-        <w:rPr>
-          <w:color w:val="222222"/>
-        </w:rPr>
-        <w:t>蓝上红下）。动作为提起红缆自由端，从蓝缆另一侧经过后放回原位附近。这是“路径决定状态”的最纯粹形式：初末端几何位置几乎完全相同，唯一的差别是轨迹的同伦类。</w:t>
+      <w:r>
+        <w:rPr>
+          <w:color w:val="222222"/>
+        </w:rPr>
+        <w:t>闭合弹性带挂于壁面挂销上，初始带自身扭</w:t>
+      </w:r>
+      <w:proofErr w:type="gramStart"/>
+      <w:r>
+        <w:rPr>
+          <w:color w:val="222222"/>
+        </w:rPr>
+        <w:t xml:space="preserve">成 8 </w:t>
+      </w:r>
+      <w:proofErr w:type="gramEnd"/>
+      <w:r>
+        <w:rPr>
+          <w:color w:val="222222"/>
+        </w:rPr>
+        <w:t>字（一个自交叉），目标恢复为平整 O 形。动作为抓住下瓣、从正确一侧做一次翻转，消除自交叉（等价于消除一个半扭转），自交叉数</w:t>
+      </w:r>
+      <w:proofErr w:type="gramStart"/>
+      <w:r>
+        <w:rPr>
+          <w:color w:val="222222"/>
+        </w:rPr>
+        <w:t xml:space="preserve">从 1 </w:t>
+      </w:r>
+      <w:proofErr w:type="gramEnd"/>
+      <w:r>
+        <w:rPr>
+          <w:color w:val="222222"/>
+        </w:rPr>
+        <w:t>变为 0。闭合带与固定挂销共同保证了该状态的拓扑严格性。</w:t>
       </w:r>
     </w:p>
     <w:p>
@@ -4094,21 +3660,49 @@
         <w:rPr>
           <w:color w:val="222222"/>
         </w:rPr>
-        <w:t>成功判定为交叉点符号翻转且交叉数仍</w:t>
-      </w:r>
-      <w:proofErr w:type="gramStart"/>
-      <w:r>
-        <w:rPr>
-          <w:color w:val="222222"/>
-        </w:rPr>
-        <w:t>为 1</w:t>
-      </w:r>
-      <w:proofErr w:type="gramEnd"/>
-      <w:r>
-        <w:rPr>
-          <w:color w:val="222222"/>
-        </w:rPr>
-        <w:t>（多绕出新交叉判失败）。该任务对纯几何模仿策略是天然的对抗样本——任何只学习“终点构型”的策略在此获得零监督信号，必须显式表征交叉处的上下关系才能完成。</w:t>
+        <w:t>几何层在规定投影下自交叉</w:t>
+      </w:r>
+      <w:proofErr w:type="gramStart"/>
+      <w:r>
+        <w:rPr>
+          <w:color w:val="222222"/>
+        </w:rPr>
+        <w:t>为 0</w:t>
+      </w:r>
+      <w:proofErr w:type="gramEnd"/>
+      <w:r>
+        <w:rPr>
+          <w:color w:val="222222"/>
+        </w:rPr>
+        <w:t>；物理层向下轻拉带的下缘，验证周长可完全展开成单圈。防捷径：翻转方向做错时自交叉</w:t>
+      </w:r>
+      <w:proofErr w:type="gramStart"/>
+      <w:r>
+        <w:rPr>
+          <w:color w:val="222222"/>
+        </w:rPr>
+        <w:t xml:space="preserve">变为 2 </w:t>
+      </w:r>
+      <w:proofErr w:type="gramEnd"/>
+      <w:r>
+        <w:rPr>
+          <w:color w:val="222222"/>
+        </w:rPr>
+        <w:t>而非 0，状态可明确区分；</w:t>
+      </w:r>
+      <w:proofErr w:type="gramStart"/>
+      <w:r>
+        <w:rPr>
+          <w:color w:val="222222"/>
+        </w:rPr>
+        <w:t xml:space="preserve">把 8 </w:t>
+      </w:r>
+      <w:proofErr w:type="gramEnd"/>
+      <w:r>
+        <w:rPr>
+          <w:color w:val="222222"/>
+        </w:rPr>
+        <w:t>字压扁、遮挡交叉点不改变拓扑判定，视觉上的“看起来解开了”不会被误判为成功。</w:t>
       </w:r>
     </w:p>
     <w:p>
@@ -4121,10 +3715,10 @@
           <w:noProof/>
         </w:rPr>
         <w:drawing>
-          <wp:inline distT="0" distB="0" distL="0" distR="0" wp14:anchorId="24368163" wp14:editId="5A0E8BFA">
+          <wp:inline distT="0" distB="0" distL="0" distR="0" wp14:anchorId="7B1CEDED" wp14:editId="1FE0A3D2">
             <wp:extent cx="5905500" cy="2305050"/>
             <wp:effectExtent l="0" t="0" r="0" b="0"/>
-            <wp:docPr id="538881287" name="Picture 538881287"/>
+            <wp:docPr id="274287373" name="Picture 274287373"/>
             <wp:cNvGraphicFramePr>
               <a:graphicFrameLocks xmlns:a="http://schemas.openxmlformats.org/drawingml/2006/main" noChangeAspect="1"/>
             </wp:cNvGraphicFramePr>
@@ -4165,27 +3759,38 @@
         <w:spacing w:after="220"/>
         <w:jc w:val="center"/>
       </w:pPr>
-      <w:proofErr w:type="gramStart"/>
-      <w:r>
-        <w:rPr>
-          <w:i/>
-          <w:iCs/>
-          <w:color w:val="6B7280"/>
-          <w:sz w:val="18"/>
-          <w:szCs w:val="18"/>
-        </w:rPr>
-        <w:t>图 3.2　交换</w:t>
-      </w:r>
-      <w:proofErr w:type="gramEnd"/>
-      <w:r>
-        <w:rPr>
-          <w:i/>
-          <w:iCs/>
-          <w:color w:val="6B7280"/>
-          <w:sz w:val="18"/>
-          <w:szCs w:val="18"/>
-        </w:rPr>
-        <w:t>两根线的上下关系：初始状态（左）</w:t>
+      <w:r>
+        <w:rPr>
+          <w:i/>
+          <w:iCs/>
+          <w:color w:val="6B7280"/>
+          <w:sz w:val="18"/>
+          <w:szCs w:val="18"/>
+        </w:rPr>
+        <w:lastRenderedPageBreak/>
+        <w:t xml:space="preserve">图 3.3　</w:t>
+      </w:r>
+      <w:proofErr w:type="gramStart"/>
+      <w:r>
+        <w:rPr>
+          <w:i/>
+          <w:iCs/>
+          <w:color w:val="6B7280"/>
+          <w:sz w:val="18"/>
+          <w:szCs w:val="18"/>
+        </w:rPr>
+        <w:t>8 字</w:t>
+      </w:r>
+      <w:proofErr w:type="gramEnd"/>
+      <w:r>
+        <w:rPr>
+          <w:i/>
+          <w:iCs/>
+          <w:color w:val="6B7280"/>
+          <w:sz w:val="18"/>
+          <w:szCs w:val="18"/>
+        </w:rPr>
+        <w:t>绳圈改成 O 形（解半扭转）：初始状态（左）</w:t>
       </w:r>
       <w:proofErr w:type="gramStart"/>
       <w:r>
@@ -4216,8 +3821,7 @@
         <w:spacing w:before="220" w:after="130"/>
       </w:pPr>
       <w:r>
-        <w:lastRenderedPageBreak/>
-        <w:t>3.3 8 字绳圈改成 O 形（解半扭转）</w:t>
+        <w:t>3.4 C 形环从固定圆环中解开</w:t>
       </w:r>
     </w:p>
     <w:p>
@@ -4236,35 +3840,7 @@
         <w:rPr>
           <w:color w:val="222222"/>
         </w:rPr>
-        <w:t>闭合弹性带挂于壁面挂销上，初始带自身扭</w:t>
-      </w:r>
-      <w:proofErr w:type="gramStart"/>
-      <w:r>
-        <w:rPr>
-          <w:color w:val="222222"/>
-        </w:rPr>
-        <w:t xml:space="preserve">成 8 </w:t>
-      </w:r>
-      <w:proofErr w:type="gramEnd"/>
-      <w:r>
-        <w:rPr>
-          <w:color w:val="222222"/>
-        </w:rPr>
-        <w:t>字（一个自交叉），目标恢复为平整 O 形。动作为抓住下瓣、从正确一侧做一次翻转，消除自交叉（等价于消除一个半扭转），自交叉数</w:t>
-      </w:r>
-      <w:proofErr w:type="gramStart"/>
-      <w:r>
-        <w:rPr>
-          <w:color w:val="222222"/>
-        </w:rPr>
-        <w:t xml:space="preserve">从 1 </w:t>
-      </w:r>
-      <w:proofErr w:type="gramEnd"/>
-      <w:r>
-        <w:rPr>
-          <w:color w:val="222222"/>
-        </w:rPr>
-        <w:t>变为 0。闭合带与固定挂销共同保证了该状态的拓扑严格性。</w:t>
+        <w:t>支架上固定一个闭合圆环，C 形开口环与其互锁。闸门关系由 C 环的开口定义：闭合环身必须从开口通过，任何其他方向都是刚体碰撞死路——开口是 unlink 的唯一 gateway。动作为夹持 C 环，沿一条使开口始终对准闭环环身的空间轨迹一次抽出，状态从 linked 变为 unlinked。这是纯刚体的 embedding topology 任务，直接说明拓扑操作不限于柔性物体。</w:t>
       </w:r>
     </w:p>
     <w:p>
@@ -4283,49 +3859,7 @@
         <w:rPr>
           <w:color w:val="222222"/>
         </w:rPr>
-        <w:t>几何层在规定投影下自交叉</w:t>
-      </w:r>
-      <w:proofErr w:type="gramStart"/>
-      <w:r>
-        <w:rPr>
-          <w:color w:val="222222"/>
-        </w:rPr>
-        <w:t>为 0</w:t>
-      </w:r>
-      <w:proofErr w:type="gramEnd"/>
-      <w:r>
-        <w:rPr>
-          <w:color w:val="222222"/>
-        </w:rPr>
-        <w:t>；物理层向下轻拉带的下缘，验证周长可完全展开成单圈。防捷径：翻转方向做错时自交叉</w:t>
-      </w:r>
-      <w:proofErr w:type="gramStart"/>
-      <w:r>
-        <w:rPr>
-          <w:color w:val="222222"/>
-        </w:rPr>
-        <w:t xml:space="preserve">变为 2 </w:t>
-      </w:r>
-      <w:proofErr w:type="gramEnd"/>
-      <w:r>
-        <w:rPr>
-          <w:color w:val="222222"/>
-        </w:rPr>
-        <w:t>而非 0，状态可明确区分；</w:t>
-      </w:r>
-      <w:proofErr w:type="gramStart"/>
-      <w:r>
-        <w:rPr>
-          <w:color w:val="222222"/>
-        </w:rPr>
-        <w:t xml:space="preserve">把 8 </w:t>
-      </w:r>
-      <w:proofErr w:type="gramEnd"/>
-      <w:r>
-        <w:rPr>
-          <w:color w:val="222222"/>
-        </w:rPr>
-        <w:t>字压扁、遮挡交叉点不改变拓扑判定，视觉上的“看起来解开了”不会被误判为成功。</w:t>
+        <w:t>几何层判定两环包围盒分离且无穿插；物理层验证分离后 C 环可沿任意方向平移离开。防捷径由物理本身保证：平拉、旋转等非 gateway 轨迹会直接被环身卡住，不存在侥幸通过的连续路径；成功轨迹必须体现对互锁结构与开口朝向的联合理解。</w:t>
       </w:r>
     </w:p>
     <w:p>
@@ -4338,10 +3872,10 @@
           <w:noProof/>
         </w:rPr>
         <w:drawing>
-          <wp:inline distT="0" distB="0" distL="0" distR="0" wp14:anchorId="7B1CEDED" wp14:editId="1FE0A3D2">
+          <wp:inline distT="0" distB="0" distL="0" distR="0" wp14:anchorId="07F9798C" wp14:editId="08B8A390">
             <wp:extent cx="5905500" cy="2305050"/>
             <wp:effectExtent l="0" t="0" r="0" b="0"/>
-            <wp:docPr id="274287373" name="Picture 274287373"/>
+            <wp:docPr id="460098090" name="Picture 460098090"/>
             <wp:cNvGraphicFramePr>
               <a:graphicFrameLocks xmlns:a="http://schemas.openxmlformats.org/drawingml/2006/main" noChangeAspect="1"/>
             </wp:cNvGraphicFramePr>
@@ -4382,37 +3916,27 @@
         <w:spacing w:after="220"/>
         <w:jc w:val="center"/>
       </w:pPr>
-      <w:r>
-        <w:rPr>
-          <w:i/>
-          <w:iCs/>
-          <w:color w:val="6B7280"/>
-          <w:sz w:val="18"/>
-          <w:szCs w:val="18"/>
-        </w:rPr>
-        <w:t xml:space="preserve">图 3.3　</w:t>
-      </w:r>
-      <w:proofErr w:type="gramStart"/>
-      <w:r>
-        <w:rPr>
-          <w:i/>
-          <w:iCs/>
-          <w:color w:val="6B7280"/>
-          <w:sz w:val="18"/>
-          <w:szCs w:val="18"/>
-        </w:rPr>
-        <w:t>8 字</w:t>
-      </w:r>
-      <w:proofErr w:type="gramEnd"/>
-      <w:r>
-        <w:rPr>
-          <w:i/>
-          <w:iCs/>
-          <w:color w:val="6B7280"/>
-          <w:sz w:val="18"/>
-          <w:szCs w:val="18"/>
-        </w:rPr>
-        <w:t>绳圈改成 O 形（解半扭转）：初始状态（左）</w:t>
+      <w:proofErr w:type="gramStart"/>
+      <w:r>
+        <w:rPr>
+          <w:i/>
+          <w:iCs/>
+          <w:color w:val="6B7280"/>
+          <w:sz w:val="18"/>
+          <w:szCs w:val="18"/>
+        </w:rPr>
+        <w:t xml:space="preserve">图 3.4　C </w:t>
+      </w:r>
+      <w:proofErr w:type="gramEnd"/>
+      <w:r>
+        <w:rPr>
+          <w:i/>
+          <w:iCs/>
+          <w:color w:val="6B7280"/>
+          <w:sz w:val="18"/>
+          <w:szCs w:val="18"/>
+        </w:rPr>
+        <w:t>形环从固定圆环中解开：初始状态（左）</w:t>
       </w:r>
       <w:proofErr w:type="gramStart"/>
       <w:r>
@@ -4435,6 +3959,211 @@
           <w:szCs w:val="18"/>
         </w:rPr>
         <w:t>态（右）</w:t>
+      </w:r>
+    </w:p>
+    <w:p>
+      <w:pPr>
+        <w:pStyle w:val="Heading1"/>
+        <w:spacing w:after="130"/>
+      </w:pPr>
+      <w:r>
+        <w:t>4. 连接与可达性 Connectivity &amp; Accessibility</w:t>
+      </w:r>
+    </w:p>
+    <w:p>
+      <w:pPr>
+        <w:spacing w:after="140" w:line="300" w:lineRule="auto"/>
+      </w:pPr>
+      <w:r>
+        <w:rPr>
+          <w:b/>
+          <w:bCs/>
+          <w:color w:val="222222"/>
+        </w:rPr>
+        <w:t>考的是：哪些区域或部件彼此连通，某条通路是否存在，以及一个物体还能不能离开当前空间。</w:t>
+      </w:r>
+    </w:p>
+    <w:p>
+      <w:pPr>
+        <w:spacing w:after="140" w:line="300" w:lineRule="auto"/>
+      </w:pPr>
+      <w:r>
+        <w:rPr>
+          <w:b/>
+          <w:bCs/>
+          <w:color w:val="222222"/>
+        </w:rPr>
+        <w:t>典型状态变化</w:t>
+      </w:r>
+    </w:p>
+    <w:p>
+      <w:pPr>
+        <w:pStyle w:val="ListParagraph"/>
+        <w:numPr>
+          <w:ilvl w:val="0"/>
+          <w:numId w:val="2"/>
+        </w:numPr>
+        <w:spacing w:after="90" w:line="290" w:lineRule="auto"/>
+      </w:pPr>
+      <w:r>
+        <w:t>与外界</w:t>
+      </w:r>
+      <w:proofErr w:type="gramStart"/>
+      <w:r>
+        <w:t xml:space="preserve">连通 → </w:t>
+      </w:r>
+      <w:proofErr w:type="gramEnd"/>
+      <w:r>
+        <w:t>被困住</w:t>
+      </w:r>
+    </w:p>
+    <w:p>
+      <w:pPr>
+        <w:pStyle w:val="ListParagraph"/>
+        <w:numPr>
+          <w:ilvl w:val="0"/>
+          <w:numId w:val="2"/>
+        </w:numPr>
+        <w:spacing w:after="90" w:line="290" w:lineRule="auto"/>
+      </w:pPr>
+      <w:r>
+        <w:t>被困</w:t>
+      </w:r>
+      <w:proofErr w:type="gramStart"/>
+      <w:r>
+        <w:t xml:space="preserve">住 → </w:t>
+      </w:r>
+      <w:proofErr w:type="gramEnd"/>
+      <w:r>
+        <w:t>释放</w:t>
+      </w:r>
+    </w:p>
+    <w:p>
+      <w:pPr>
+        <w:pStyle w:val="ListParagraph"/>
+        <w:numPr>
+          <w:ilvl w:val="0"/>
+          <w:numId w:val="2"/>
+        </w:numPr>
+        <w:spacing w:after="90" w:line="290" w:lineRule="auto"/>
+      </w:pPr>
+      <w:r>
+        <w:t>通路不</w:t>
+      </w:r>
+      <w:proofErr w:type="gramStart"/>
+      <w:r>
+        <w:t xml:space="preserve">存在 → </w:t>
+      </w:r>
+      <w:proofErr w:type="gramEnd"/>
+      <w:r>
+        <w:t>通路存在</w:t>
+      </w:r>
+    </w:p>
+    <w:p>
+      <w:pPr>
+        <w:pStyle w:val="ListParagraph"/>
+        <w:numPr>
+          <w:ilvl w:val="0"/>
+          <w:numId w:val="2"/>
+        </w:numPr>
+        <w:spacing w:after="90" w:line="290" w:lineRule="auto"/>
+      </w:pPr>
+      <w:r>
+        <w:t>两个独立</w:t>
+      </w:r>
+      <w:proofErr w:type="gramStart"/>
+      <w:r>
+        <w:t xml:space="preserve">组件 → </w:t>
+      </w:r>
+      <w:proofErr w:type="gramEnd"/>
+      <w:r>
+        <w:t>一个连通组件</w:t>
+      </w:r>
+    </w:p>
+    <w:p>
+      <w:pPr>
+        <w:spacing w:after="140" w:line="300" w:lineRule="auto"/>
+      </w:pPr>
+      <w:r>
+        <w:rPr>
+          <w:b/>
+          <w:bCs/>
+          <w:color w:val="222222"/>
+        </w:rPr>
+        <w:t>纳入的任务</w:t>
+      </w:r>
+    </w:p>
+    <w:p>
+      <w:pPr>
+        <w:pStyle w:val="ListParagraph"/>
+        <w:numPr>
+          <w:ilvl w:val="0"/>
+          <w:numId w:val="2"/>
+        </w:numPr>
+        <w:spacing w:after="90" w:line="290" w:lineRule="auto"/>
+      </w:pPr>
+      <w:r>
+        <w:t>在正确时机关闭挡板困住移动小球</w:t>
+      </w:r>
+    </w:p>
+    <w:p>
+      <w:pPr>
+        <w:pStyle w:val="ListParagraph"/>
+        <w:numPr>
+          <w:ilvl w:val="0"/>
+          <w:numId w:val="2"/>
+        </w:numPr>
+        <w:spacing w:after="90" w:line="290" w:lineRule="auto"/>
+      </w:pPr>
+      <w:r>
+        <w:t>对齐圆盘缺口让杆子进入（stacked plate）</w:t>
+      </w:r>
+    </w:p>
+    <w:p>
+      <w:pPr>
+        <w:pStyle w:val="ListParagraph"/>
+        <w:numPr>
+          <w:ilvl w:val="0"/>
+          <w:numId w:val="2"/>
+        </w:numPr>
+        <w:spacing w:after="90" w:line="290" w:lineRule="auto"/>
+      </w:pPr>
+      <w:r>
+        <w:lastRenderedPageBreak/>
+        <w:t>旋转分流板改变小球出口</w:t>
+      </w:r>
+    </w:p>
+    <w:p>
+      <w:pPr>
+        <w:pStyle w:val="ListParagraph"/>
+        <w:numPr>
+          <w:ilvl w:val="0"/>
+          <w:numId w:val="2"/>
+        </w:numPr>
+        <w:spacing w:after="90" w:line="290" w:lineRule="auto"/>
+      </w:pPr>
+      <w:r>
+        <w:t>旋转连接杆合并两个组件（含同款内部插口诱饵）</w:t>
+      </w:r>
+    </w:p>
+    <w:p>
+      <w:pPr>
+        <w:spacing w:after="140" w:line="300" w:lineRule="auto"/>
+      </w:pPr>
+      <w:r>
+        <w:rPr>
+          <w:color w:val="222222"/>
+        </w:rPr>
+        <w:t>不能只把“看到开口就插入”或“看到缺口就对齐”作为策略；动作必须真正打开、关闭或改变一条完整通路。</w:t>
+      </w:r>
+    </w:p>
+    <w:p>
+      <w:pPr>
+        <w:pStyle w:val="Heading2"/>
+        <w:spacing w:before="220" w:after="130"/>
+      </w:pPr>
+      <w:r>
+        <w:t>任务详解</w:t>
       </w:r>
     </w:p>
     <w:p>
@@ -4443,7 +4172,7 @@
         <w:spacing w:before="220" w:after="130"/>
       </w:pPr>
       <w:r>
-        <w:t>3.4 C 形环从固定圆环中解开</w:t>
+        <w:t>4.1 关闭挡板困住移动小球</w:t>
       </w:r>
     </w:p>
     <w:p>
@@ -4462,7 +4191,21 @@
         <w:rPr>
           <w:color w:val="222222"/>
         </w:rPr>
-        <w:t>支架上固定一个闭合圆环，C 形开口环与其互锁。闸门关系由 C 环的开口定义：闭合环身必须从开口通过，任何其他方向都是刚体碰撞死路——开口是 unlink 的唯一 gateway。动作为夹持 C 环，沿一条使开口始终对准闭环环身的空间轨迹一次抽出，状态从 linked 变为 unlinked。这是纯刚体的 embedding topology 任务，直接说明拓扑操作不限于柔性物体。</w:t>
+        <w:t>围栏一侧开口，小球在栏内自由滚动。动作为在球位于围栏内侧的正确时机，把挡板一次插入开口槽位。状态变化发生在球的自由配置空间上：</w:t>
+      </w:r>
+      <w:proofErr w:type="spellStart"/>
+      <w:r>
+        <w:rPr>
+          <w:color w:val="222222"/>
+        </w:rPr>
+        <w:t>C_free</w:t>
+      </w:r>
+      <w:proofErr w:type="spellEnd"/>
+      <w:r>
+        <w:rPr>
+          <w:color w:val="222222"/>
+        </w:rPr>
+        <w:t xml:space="preserve"> 从“与外界连通”变为“有界连通分量”（caged）。值得强调的是，机器人全程不接触球——拓扑操作施加在另一个物体的自由空间上，这是与所有直接操作类任务本质不同的一点。</w:t>
       </w:r>
     </w:p>
     <w:p>
@@ -4481,7 +4224,35 @@
         <w:rPr>
           <w:color w:val="222222"/>
         </w:rPr>
-        <w:t>几何层判定两环包围盒分离且无穿插；物理层验证分离后 C 环可沿任意方向平移离开。防捷径由物理本身保证：平拉、旋转等非 gateway 轨迹会直接被环身卡住，不存在侥幸通过的连续路径；成功轨迹必须体现对互锁结构与开口朝向的联合理解。</w:t>
+        <w:t xml:space="preserve">插板后做 shake test（晃动平台），球始终无法离开围栏即成功。防捷径与时机深度耦合：球恰好处在开口处时插板，会把球挡在外面——同一个动作、不同的时机，球落入 </w:t>
+      </w:r>
+      <w:proofErr w:type="spellStart"/>
+      <w:r>
+        <w:rPr>
+          <w:color w:val="222222"/>
+        </w:rPr>
+        <w:t>C_free</w:t>
+      </w:r>
+      <w:proofErr w:type="spellEnd"/>
+      <w:r>
+        <w:rPr>
+          <w:color w:val="222222"/>
+        </w:rPr>
+        <w:t xml:space="preserve"> 的不同连通分量。“</w:t>
+      </w:r>
+      <w:proofErr w:type="gramStart"/>
+      <w:r>
+        <w:rPr>
+          <w:color w:val="222222"/>
+        </w:rPr>
+        <w:t>看到开口就插”的脚本化策略期望成功率被钉在一半左右</w:t>
+      </w:r>
+      <w:proofErr w:type="gramEnd"/>
+      <w:r>
+        <w:rPr>
+          <w:color w:val="222222"/>
+        </w:rPr>
+        <w:t>。</w:t>
       </w:r>
     </w:p>
     <w:p>
@@ -4493,12 +4264,11 @@
         <w:rPr>
           <w:noProof/>
         </w:rPr>
-        <w:lastRenderedPageBreak/>
         <w:drawing>
-          <wp:inline distT="0" distB="0" distL="0" distR="0" wp14:anchorId="07F9798C" wp14:editId="08B8A390">
+          <wp:inline distT="0" distB="0" distL="0" distR="0" wp14:anchorId="2E678B87" wp14:editId="55608711">
             <wp:extent cx="5905500" cy="2305050"/>
             <wp:effectExtent l="0" t="0" r="0" b="0"/>
-            <wp:docPr id="460098090" name="Picture 460098090"/>
+            <wp:docPr id="1884384817" name="Picture 1884384817"/>
             <wp:cNvGraphicFramePr>
               <a:graphicFrameLocks xmlns:a="http://schemas.openxmlformats.org/drawingml/2006/main" noChangeAspect="1"/>
             </wp:cNvGraphicFramePr>
@@ -4548,18 +4318,18 @@
           <w:sz w:val="18"/>
           <w:szCs w:val="18"/>
         </w:rPr>
-        <w:t xml:space="preserve">图 3.4　C </w:t>
-      </w:r>
-      <w:proofErr w:type="gramEnd"/>
-      <w:r>
-        <w:rPr>
-          <w:i/>
-          <w:iCs/>
-          <w:color w:val="6B7280"/>
-          <w:sz w:val="18"/>
-          <w:szCs w:val="18"/>
-        </w:rPr>
-        <w:t>形环从固定圆环中解开：初始状态（左）</w:t>
+        <w:t>图 4.1　关闭</w:t>
+      </w:r>
+      <w:proofErr w:type="gramEnd"/>
+      <w:r>
+        <w:rPr>
+          <w:i/>
+          <w:iCs/>
+          <w:color w:val="6B7280"/>
+          <w:sz w:val="18"/>
+          <w:szCs w:val="18"/>
+        </w:rPr>
+        <w:t>挡板困住移动小球：初始状态（左）</w:t>
       </w:r>
       <w:proofErr w:type="gramStart"/>
       <w:r>
@@ -4586,11 +4356,11 @@
     </w:p>
     <w:p>
       <w:pPr>
-        <w:pStyle w:val="Heading1"/>
-        <w:spacing w:after="130"/>
-      </w:pPr>
-      <w:r>
-        <w:t>4. 连接与可达性 Connectivity &amp; Accessibility</w:t>
+        <w:pStyle w:val="Heading3"/>
+        <w:spacing w:before="220" w:after="130"/>
+      </w:pPr>
+      <w:r>
+        <w:t>4.2 对齐圆盘缺口让杆子进入（stacked plate）</w:t>
       </w:r>
     </w:p>
     <w:p>
@@ -4603,7 +4373,27 @@
           <w:bCs/>
           <w:color w:val="222222"/>
         </w:rPr>
-        <w:t>考的是：哪些区域或部件彼此连通，某条通路是否存在，以及一个物体还能不能离开当前空间。</w:t>
+        <w:t>场景与动作：</w:t>
+      </w:r>
+      <w:r>
+        <w:rPr>
+          <w:color w:val="222222"/>
+        </w:rPr>
+        <w:t xml:space="preserve">两层水平圆盘绕同一竖直转轴独立旋转，每层边缘各开一个缺口；一根竖杆需自上而下插入贯穿两层。初始时上层缺口已与杆的下落线对齐、下层缺口错开，杆的尖端穿过上层后被下层盘面挡住。动作为一次旋转下层盘，使其缺口转到杆的下落线上——杆随即在重力下自由落下贯穿两层。状态变化同样发生在 </w:t>
+      </w:r>
+      <w:proofErr w:type="spellStart"/>
+      <w:r>
+        <w:rPr>
+          <w:color w:val="222222"/>
+        </w:rPr>
+        <w:t>C_free</w:t>
+      </w:r>
+      <w:proofErr w:type="spellEnd"/>
+      <w:r>
+        <w:rPr>
+          <w:color w:val="222222"/>
+        </w:rPr>
+        <w:t xml:space="preserve"> 上：杆的可行下落通道从不存在变为存在，自由空间连通性由两盘缺口的相对相位门控。</w:t>
       </w:r>
     </w:p>
     <w:p>
@@ -4616,272 +4406,14 @@
           <w:bCs/>
           <w:color w:val="222222"/>
         </w:rPr>
-        <w:t>典型状态变化</w:t>
-      </w:r>
-    </w:p>
-    <w:p>
-      <w:pPr>
-        <w:pStyle w:val="ListParagraph"/>
-        <w:numPr>
-          <w:ilvl w:val="0"/>
-          <w:numId w:val="2"/>
-        </w:numPr>
-        <w:spacing w:after="90" w:line="290" w:lineRule="auto"/>
-      </w:pPr>
-      <w:r>
-        <w:t>与外界</w:t>
-      </w:r>
-      <w:proofErr w:type="gramStart"/>
-      <w:r>
-        <w:t xml:space="preserve">连通 → </w:t>
-      </w:r>
-      <w:proofErr w:type="gramEnd"/>
-      <w:r>
-        <w:t>被困住</w:t>
-      </w:r>
-    </w:p>
-    <w:p>
-      <w:pPr>
-        <w:pStyle w:val="ListParagraph"/>
-        <w:numPr>
-          <w:ilvl w:val="0"/>
-          <w:numId w:val="2"/>
-        </w:numPr>
-        <w:spacing w:after="90" w:line="290" w:lineRule="auto"/>
-      </w:pPr>
-      <w:r>
-        <w:t>被困</w:t>
-      </w:r>
-      <w:proofErr w:type="gramStart"/>
-      <w:r>
-        <w:t xml:space="preserve">住 → </w:t>
-      </w:r>
-      <w:proofErr w:type="gramEnd"/>
-      <w:r>
-        <w:t>释放</w:t>
-      </w:r>
-    </w:p>
-    <w:p>
-      <w:pPr>
-        <w:pStyle w:val="ListParagraph"/>
-        <w:numPr>
-          <w:ilvl w:val="0"/>
-          <w:numId w:val="2"/>
-        </w:numPr>
-        <w:spacing w:after="90" w:line="290" w:lineRule="auto"/>
-      </w:pPr>
-      <w:r>
-        <w:t>通路不</w:t>
-      </w:r>
-      <w:proofErr w:type="gramStart"/>
-      <w:r>
-        <w:t xml:space="preserve">存在 → </w:t>
-      </w:r>
-      <w:proofErr w:type="gramEnd"/>
-      <w:r>
-        <w:t>通路存在</w:t>
-      </w:r>
-    </w:p>
-    <w:p>
-      <w:pPr>
-        <w:pStyle w:val="ListParagraph"/>
-        <w:numPr>
-          <w:ilvl w:val="0"/>
-          <w:numId w:val="2"/>
-        </w:numPr>
-        <w:spacing w:after="90" w:line="290" w:lineRule="auto"/>
-      </w:pPr>
-      <w:r>
-        <w:t>两个独立</w:t>
-      </w:r>
-      <w:proofErr w:type="gramStart"/>
-      <w:r>
-        <w:t xml:space="preserve">组件 → </w:t>
-      </w:r>
-      <w:proofErr w:type="gramEnd"/>
-      <w:r>
-        <w:t>一个连通组件</w:t>
-      </w:r>
-    </w:p>
-    <w:p>
-      <w:pPr>
-        <w:spacing w:after="140" w:line="300" w:lineRule="auto"/>
-      </w:pPr>
-      <w:r>
-        <w:rPr>
-          <w:b/>
-          <w:bCs/>
-          <w:color w:val="222222"/>
-        </w:rPr>
-        <w:t>纳入的任务</w:t>
-      </w:r>
-    </w:p>
-    <w:p>
-      <w:pPr>
-        <w:pStyle w:val="ListParagraph"/>
-        <w:numPr>
-          <w:ilvl w:val="0"/>
-          <w:numId w:val="2"/>
-        </w:numPr>
-        <w:spacing w:after="90" w:line="290" w:lineRule="auto"/>
-      </w:pPr>
-      <w:r>
-        <w:t>在正确时机关闭挡板困住移动小球</w:t>
-      </w:r>
-    </w:p>
-    <w:p>
-      <w:pPr>
-        <w:pStyle w:val="ListParagraph"/>
-        <w:numPr>
-          <w:ilvl w:val="0"/>
-          <w:numId w:val="2"/>
-        </w:numPr>
-        <w:spacing w:after="90" w:line="290" w:lineRule="auto"/>
-      </w:pPr>
-      <w:r>
-        <w:t>对齐圆盘缺口让杆子进入（stacked plate）</w:t>
-      </w:r>
-    </w:p>
-    <w:p>
-      <w:pPr>
-        <w:pStyle w:val="ListParagraph"/>
-        <w:numPr>
-          <w:ilvl w:val="0"/>
-          <w:numId w:val="2"/>
-        </w:numPr>
-        <w:spacing w:after="90" w:line="290" w:lineRule="auto"/>
-      </w:pPr>
-      <w:r>
-        <w:t>旋转分流板改变小球出口</w:t>
-      </w:r>
-    </w:p>
-    <w:p>
-      <w:pPr>
-        <w:pStyle w:val="ListParagraph"/>
-        <w:numPr>
-          <w:ilvl w:val="0"/>
-          <w:numId w:val="2"/>
-        </w:numPr>
-        <w:spacing w:after="90" w:line="290" w:lineRule="auto"/>
-      </w:pPr>
-      <w:r>
-        <w:t>旋转连接杆合并两个组件（含同款内部插口诱饵）</w:t>
-      </w:r>
-    </w:p>
-    <w:p>
-      <w:pPr>
-        <w:spacing w:after="140" w:line="300" w:lineRule="auto"/>
-      </w:pPr>
-      <w:r>
-        <w:rPr>
-          <w:color w:val="222222"/>
-        </w:rPr>
-        <w:t>不能只把“看到开口就插入”或“看到缺口就对齐”作为策略；动作必须真正打开、关闭或改变一条完整通路。</w:t>
-      </w:r>
-    </w:p>
-    <w:p>
-      <w:pPr>
-        <w:pStyle w:val="Heading2"/>
-        <w:spacing w:before="220" w:after="130"/>
-      </w:pPr>
-      <w:r>
-        <w:t>任务详解</w:t>
-      </w:r>
-    </w:p>
-    <w:p>
-      <w:pPr>
-        <w:pStyle w:val="Heading3"/>
-        <w:spacing w:before="220" w:after="130"/>
-      </w:pPr>
-      <w:r>
-        <w:t>4.1 关闭挡板困住移动小球</w:t>
-      </w:r>
-    </w:p>
-    <w:p>
-      <w:pPr>
-        <w:spacing w:after="140" w:line="300" w:lineRule="auto"/>
-      </w:pPr>
-      <w:r>
-        <w:rPr>
-          <w:b/>
-          <w:bCs/>
-          <w:color w:val="222222"/>
-        </w:rPr>
-        <w:t>场景与动作：</w:t>
-      </w:r>
-      <w:r>
-        <w:rPr>
-          <w:color w:val="222222"/>
-        </w:rPr>
-        <w:t>围栏一侧开口，小球在栏内自由滚动。动作为在球位于围栏内侧的正确时机，把挡板一次插入开口槽位。状态变化发生在球的自由配置空间上：</w:t>
-      </w:r>
-      <w:proofErr w:type="spellStart"/>
-      <w:r>
-        <w:rPr>
-          <w:color w:val="222222"/>
-        </w:rPr>
-        <w:t>C_free</w:t>
-      </w:r>
-      <w:proofErr w:type="spellEnd"/>
-      <w:r>
-        <w:rPr>
-          <w:color w:val="222222"/>
-        </w:rPr>
-        <w:t xml:space="preserve"> 从“与外界连通”变为“有界连通分量”</w:t>
-      </w:r>
-      <w:r>
-        <w:rPr>
-          <w:color w:val="222222"/>
-        </w:rPr>
         <w:lastRenderedPageBreak/>
-        <w:t>（caged）。值得强调的是，机器人全程不接触球——拓扑操作施加在另一个物体的自由空间上，这是与所有直接操作类任务本质不同的一点。</w:t>
-      </w:r>
-    </w:p>
-    <w:p>
-      <w:pPr>
-        <w:spacing w:after="140" w:line="300" w:lineRule="auto"/>
-      </w:pPr>
-      <w:r>
-        <w:rPr>
-          <w:b/>
-          <w:bCs/>
-          <w:color w:val="222222"/>
-        </w:rPr>
         <w:t>成功判定与防捷径：</w:t>
       </w:r>
       <w:r>
         <w:rPr>
           <w:color w:val="222222"/>
         </w:rPr>
-        <w:t xml:space="preserve">插板后做 shake test（晃动平台），球始终无法离开围栏即成功。防捷径与时机深度耦合：球恰好处在开口处时插板，会把球挡在外面——同一个动作、不同的时机，球落入 </w:t>
-      </w:r>
-      <w:proofErr w:type="spellStart"/>
-      <w:r>
-        <w:rPr>
-          <w:color w:val="222222"/>
-        </w:rPr>
-        <w:t>C_free</w:t>
-      </w:r>
-      <w:proofErr w:type="spellEnd"/>
-      <w:r>
-        <w:rPr>
-          <w:color w:val="222222"/>
-        </w:rPr>
-        <w:t xml:space="preserve"> 的不同连通分量。“</w:t>
-      </w:r>
-      <w:proofErr w:type="gramStart"/>
-      <w:r>
-        <w:rPr>
-          <w:color w:val="222222"/>
-        </w:rPr>
-        <w:t>看到开口就插”的脚本化策略期望成功率被钉在一半左右</w:t>
-      </w:r>
-      <w:proofErr w:type="gramEnd"/>
-      <w:r>
-        <w:rPr>
-          <w:color w:val="222222"/>
-        </w:rPr>
-        <w:t>。</w:t>
+        <w:t>成功判定为杆贯穿两层到达底部。防捷径：只对齐上层、下层错开时，杆卡在两层之间——这个“中间深度”的失败状态迫使模型对两层相位同时推理，逐层试探或“看到缺口就转”的局部策略都会停在半程。</w:t>
       </w:r>
     </w:p>
     <w:p>
@@ -4894,10 +4426,10 @@
           <w:noProof/>
         </w:rPr>
         <w:drawing>
-          <wp:inline distT="0" distB="0" distL="0" distR="0" wp14:anchorId="2E678B87" wp14:editId="55608711">
+          <wp:inline distT="0" distB="0" distL="0" distR="0" wp14:anchorId="732A8CE3" wp14:editId="426BC804">
             <wp:extent cx="5905500" cy="2305050"/>
             <wp:effectExtent l="0" t="0" r="0" b="0"/>
-            <wp:docPr id="1884384817" name="Picture 1884384817"/>
+            <wp:docPr id="925673123" name="Picture 925673123"/>
             <wp:cNvGraphicFramePr>
               <a:graphicFrameLocks xmlns:a="http://schemas.openxmlformats.org/drawingml/2006/main" noChangeAspect="1"/>
             </wp:cNvGraphicFramePr>
@@ -4947,18 +4479,18 @@
           <w:sz w:val="18"/>
           <w:szCs w:val="18"/>
         </w:rPr>
-        <w:t>图 4.1　关闭</w:t>
-      </w:r>
-      <w:proofErr w:type="gramEnd"/>
-      <w:r>
-        <w:rPr>
-          <w:i/>
-          <w:iCs/>
-          <w:color w:val="6B7280"/>
-          <w:sz w:val="18"/>
-          <w:szCs w:val="18"/>
-        </w:rPr>
-        <w:t>挡板困住移动小球：初始状态（左）</w:t>
+        <w:t>图 4.2　对</w:t>
+      </w:r>
+      <w:proofErr w:type="gramEnd"/>
+      <w:r>
+        <w:rPr>
+          <w:i/>
+          <w:iCs/>
+          <w:color w:val="6B7280"/>
+          <w:sz w:val="18"/>
+          <w:szCs w:val="18"/>
+        </w:rPr>
+        <w:t>齐圆盘缺口让杆子进入（stacked plate）：初始状态（左）</w:t>
       </w:r>
       <w:proofErr w:type="gramStart"/>
       <w:r>
@@ -4989,7 +4521,7 @@
         <w:spacing w:before="220" w:after="130"/>
       </w:pPr>
       <w:r>
-        <w:t>4.2 对齐圆盘缺口让杆子进入（stacked plate）</w:t>
+        <w:t>4.3 旋转分流板改变小球出口</w:t>
       </w:r>
     </w:p>
     <w:p>
@@ -5008,7 +4540,7 @@
         <w:rPr>
           <w:color w:val="222222"/>
         </w:rPr>
-        <w:t xml:space="preserve">两层水平圆盘绕同一竖直转轴独立旋转，每层边缘各开一个缺口；一根竖杆需自上而下插入贯穿两层。初始时上层缺口已与杆的下落线对齐、下层缺口错开，杆的尖端穿过上层后被下层盘面挡住。动作为一次旋转下层盘，使其缺口转到杆的下落线上——杆随即在重力下自由落下贯穿两层。状态变化同样发生在 </w:t>
+        <w:t xml:space="preserve">入口竖槽从上方接入分岔结构，下方左右各一个出口通道，分岔口装有一块绕枢轴旋转的分流板——板的朝向决定哪条支路与入口连通。初始分流板封住左路（当前通路为入口→右出口），指令要求小球从左出口离开。动作为一次旋转分流板；随后小球从上方落入，沿打开的支路自行滚出。状态变化发生在球的 </w:t>
       </w:r>
       <w:proofErr w:type="spellStart"/>
       <w:r>
@@ -5022,7 +4554,49 @@
         <w:rPr>
           <w:color w:val="222222"/>
         </w:rPr>
-        <w:t xml:space="preserve"> 上：杆的可行下落通道从不存在变为存在，自由空间连通性由两盘缺口的相对相位门控。</w:t>
+        <w:t xml:space="preserve"> 上：入口区域与</w:t>
+      </w:r>
+      <w:proofErr w:type="gramStart"/>
+      <w:r>
+        <w:rPr>
+          <w:color w:val="222222"/>
+        </w:rPr>
+        <w:t>左／</w:t>
+      </w:r>
+      <w:proofErr w:type="gramEnd"/>
+      <w:r>
+        <w:rPr>
+          <w:color w:val="222222"/>
+        </w:rPr>
+        <w:t>右出口区域的 S–T 连通关系被板的相位翻转——左路“通路不</w:t>
+      </w:r>
+      <w:proofErr w:type="gramStart"/>
+      <w:r>
+        <w:rPr>
+          <w:color w:val="222222"/>
+        </w:rPr>
+        <w:t xml:space="preserve">存在 → </w:t>
+      </w:r>
+      <w:proofErr w:type="gramEnd"/>
+      <w:r>
+        <w:rPr>
+          <w:color w:val="222222"/>
+        </w:rPr>
+        <w:t>存在”，右路同时“</w:t>
+      </w:r>
+      <w:proofErr w:type="gramStart"/>
+      <w:r>
+        <w:rPr>
+          <w:color w:val="222222"/>
+        </w:rPr>
+        <w:t xml:space="preserve">存在 → </w:t>
+      </w:r>
+      <w:proofErr w:type="gramEnd"/>
+      <w:r>
+        <w:rPr>
+          <w:color w:val="222222"/>
+        </w:rPr>
+        <w:t>不存在”。机器人全程不接触球。</w:t>
       </w:r>
     </w:p>
     <w:p>
@@ -5041,7 +4615,7 @@
         <w:rPr>
           <w:color w:val="222222"/>
         </w:rPr>
-        <w:t>成功判定为杆贯穿两层到达底部。防捷径：只对齐上层、下层错开时，杆卡在两层之间——这个“中间深度”的失败状态迫使模型对两层相位同时推理，逐层试探或“看到缺口就转”的局部策略都会停在半程。</w:t>
+        <w:t>功能性判定——球实际从指令一侧的出口离开（S–T 弹珠测试本身就是任务）。防捷径：初始板向与目标指令逐 episode 随机组合，同一场景在指令“走左”与“走右”下正确旋转方向相反，“看到板就转固定方向”的脚本期望成功率被钉在一半；板旋转不到位（半开）时球会卡在分岔口，构成可区分的中间失败态。</w:t>
       </w:r>
     </w:p>
     <w:p>
@@ -5053,12 +4627,11 @@
         <w:rPr>
           <w:noProof/>
         </w:rPr>
-        <w:lastRenderedPageBreak/>
         <w:drawing>
-          <wp:inline distT="0" distB="0" distL="0" distR="0" wp14:anchorId="732A8CE3" wp14:editId="426BC804">
+          <wp:inline distT="0" distB="0" distL="0" distR="0" wp14:anchorId="3BE51C7E" wp14:editId="5F82DBD9">
             <wp:extent cx="5905500" cy="2305050"/>
             <wp:effectExtent l="0" t="0" r="0" b="0"/>
-            <wp:docPr id="925673123" name="Picture 925673123"/>
+            <wp:docPr id="120642651" name="Picture 120642651"/>
             <wp:cNvGraphicFramePr>
               <a:graphicFrameLocks xmlns:a="http://schemas.openxmlformats.org/drawingml/2006/main" noChangeAspect="1"/>
             </wp:cNvGraphicFramePr>
@@ -5108,18 +4681,19 @@
           <w:sz w:val="18"/>
           <w:szCs w:val="18"/>
         </w:rPr>
-        <w:t>图 4.2　对</w:t>
-      </w:r>
-      <w:proofErr w:type="gramEnd"/>
-      <w:r>
-        <w:rPr>
-          <w:i/>
-          <w:iCs/>
-          <w:color w:val="6B7280"/>
-          <w:sz w:val="18"/>
-          <w:szCs w:val="18"/>
-        </w:rPr>
-        <w:t>齐圆盘缺口让杆子进入（stacked plate）：初始状态（左）</w:t>
+        <w:lastRenderedPageBreak/>
+        <w:t>图 4.3　旋转</w:t>
+      </w:r>
+      <w:proofErr w:type="gramEnd"/>
+      <w:r>
+        <w:rPr>
+          <w:i/>
+          <w:iCs/>
+          <w:color w:val="6B7280"/>
+          <w:sz w:val="18"/>
+          <w:szCs w:val="18"/>
+        </w:rPr>
+        <w:t>分流板改变小球出口：初始状态（左）</w:t>
       </w:r>
       <w:proofErr w:type="gramStart"/>
       <w:r>
@@ -5150,7 +4724,7 @@
         <w:spacing w:before="220" w:after="130"/>
       </w:pPr>
       <w:r>
-        <w:t>4.3 旋转分流板改变小球出口</w:t>
+        <w:t>4.4 旋转连接杆合并两个组件</w:t>
       </w:r>
     </w:p>
     <w:p>
@@ -5169,63 +4743,7 @@
         <w:rPr>
           <w:color w:val="222222"/>
         </w:rPr>
-        <w:t xml:space="preserve">入口竖槽从上方接入分岔结构，下方左右各一个出口通道，分岔口装有一块绕枢轴旋转的分流板——板的朝向决定哪条支路与入口连通。初始分流板封住左路（当前通路为入口→右出口），指令要求小球从左出口离开。动作为一次旋转分流板；随后小球从上方落入，沿打开的支路自行滚出。状态变化发生在球的 </w:t>
-      </w:r>
-      <w:proofErr w:type="spellStart"/>
-      <w:r>
-        <w:rPr>
-          <w:color w:val="222222"/>
-        </w:rPr>
-        <w:t>C_free</w:t>
-      </w:r>
-      <w:proofErr w:type="spellEnd"/>
-      <w:r>
-        <w:rPr>
-          <w:color w:val="222222"/>
-        </w:rPr>
-        <w:t xml:space="preserve"> 上：入口区域与</w:t>
-      </w:r>
-      <w:proofErr w:type="gramStart"/>
-      <w:r>
-        <w:rPr>
-          <w:color w:val="222222"/>
-        </w:rPr>
-        <w:t>左／</w:t>
-      </w:r>
-      <w:proofErr w:type="gramEnd"/>
-      <w:r>
-        <w:rPr>
-          <w:color w:val="222222"/>
-        </w:rPr>
-        <w:t>右出口区域的 S–T 连通关系被板的相位翻转——左路“通路不</w:t>
-      </w:r>
-      <w:proofErr w:type="gramStart"/>
-      <w:r>
-        <w:rPr>
-          <w:color w:val="222222"/>
-        </w:rPr>
-        <w:t xml:space="preserve">存在 → </w:t>
-      </w:r>
-      <w:proofErr w:type="gramEnd"/>
-      <w:r>
-        <w:rPr>
-          <w:color w:val="222222"/>
-        </w:rPr>
-        <w:t>存在”，右路同时“</w:t>
-      </w:r>
-      <w:proofErr w:type="gramStart"/>
-      <w:r>
-        <w:rPr>
-          <w:color w:val="222222"/>
-        </w:rPr>
-        <w:t xml:space="preserve">存在 → </w:t>
-      </w:r>
-      <w:proofErr w:type="gramEnd"/>
-      <w:r>
-        <w:rPr>
-          <w:color w:val="222222"/>
-        </w:rPr>
-        <w:t>不存在”。机器人全程不接触球。</w:t>
+        <w:t>左右两组刚性杆件（组件 A、B）彼此分离；连接杆一端以铰链固定在 A 的右端，只能绕该枢轴旋转（单个 revolute 关节）。B 的左端有插口 B1；同时在 A 自身的立柱顶端设有外观完全相同的插口 A2——两个插口都恰好位于连接杆的旋转圆上（图中虚线），旋转即可到达、插接力学相同。动作为一次旋转：把连接杆自由端扣入某个插口（到位后由固定约束锁定）。接入 B1：两个组件合并，β₀ 从 2 变为 1；接入 A2：只在 A 内部新增一条边（β₁+1），场景中仍是两个独立组件。</w:t>
       </w:r>
     </w:p>
     <w:p>
@@ -5244,7 +4762,63 @@
         <w:rPr>
           <w:color w:val="222222"/>
         </w:rPr>
-        <w:t>功能性判定——球实际从指令一侧的出口离开（S–T 弹珠测试本身就是任务）。防捷径：初始板向与目标指令逐 episode 随机组合，同一场景在指令“走左”与“走右”下正确旋转方向相反，“看到板就转固定方向”的脚本期望成功率被钉在一半；板旋转不到位（半开）时球会卡在分岔口，构成可区分的中间失败态。</w:t>
+        <w:t>T</w:t>
+      </w:r>
+      <w:proofErr w:type="gramStart"/>
+      <w:r>
+        <w:rPr>
+          <w:color w:val="222222"/>
+        </w:rPr>
+        <w:t>̂ 直接</w:t>
+      </w:r>
+      <w:proofErr w:type="gramEnd"/>
+      <w:r>
+        <w:rPr>
+          <w:color w:val="222222"/>
+        </w:rPr>
+        <w:t>读 latch 约束图——union-find 判组件数是否</w:t>
+      </w:r>
+      <w:proofErr w:type="gramStart"/>
+      <w:r>
+        <w:rPr>
+          <w:color w:val="222222"/>
+        </w:rPr>
+        <w:t xml:space="preserve">从 2 </w:t>
+      </w:r>
+      <w:proofErr w:type="gramEnd"/>
+      <w:r>
+        <w:rPr>
+          <w:color w:val="222222"/>
+        </w:rPr>
+        <w:t>变为 1（</w:t>
+      </w:r>
+      <w:proofErr w:type="gramStart"/>
+      <w:r>
+        <w:rPr>
+          <w:color w:val="222222"/>
+        </w:rPr>
+        <w:t xml:space="preserve">接 A2 </w:t>
+      </w:r>
+      <w:proofErr w:type="gramEnd"/>
+      <w:r>
+        <w:rPr>
+          <w:color w:val="222222"/>
+        </w:rPr>
+        <w:t xml:space="preserve">时新边两端本就同属 A，是 cycle 边而非合并边，判失败）。物理层提起 A：合并成功则 B 被整体带起，接错则 B 留在原地。防捷径：A2 </w:t>
+      </w:r>
+      <w:proofErr w:type="gramStart"/>
+      <w:r>
+        <w:rPr>
+          <w:color w:val="222222"/>
+        </w:rPr>
+        <w:t xml:space="preserve">与 B1 </w:t>
+      </w:r>
+      <w:proofErr w:type="gramEnd"/>
+      <w:r>
+        <w:rPr>
+          <w:color w:val="222222"/>
+        </w:rPr>
+        <w:t>同款、同在旋转圆上、动作成本完全相同，唯一区别是接口的全局归属——逐 episode 随机化两插口的角位置后，“转向最近或固定方向插口”的策略被钉在 chance level，模型必须追踪每个接口属于哪个组件。</w:t>
       </w:r>
     </w:p>
     <w:p>
@@ -5257,10 +4831,10 @@
           <w:noProof/>
         </w:rPr>
         <w:drawing>
-          <wp:inline distT="0" distB="0" distL="0" distR="0" wp14:anchorId="3BE51C7E" wp14:editId="5F82DBD9">
+          <wp:inline distT="0" distB="0" distL="0" distR="0" wp14:anchorId="3A38F803" wp14:editId="368F5F4F">
             <wp:extent cx="5905500" cy="2305050"/>
             <wp:effectExtent l="0" t="0" r="0" b="0"/>
-            <wp:docPr id="120642651" name="Picture 120642651"/>
+            <wp:docPr id="145884983" name="Picture 145884983"/>
             <wp:cNvGraphicFramePr>
               <a:graphicFrameLocks xmlns:a="http://schemas.openxmlformats.org/drawingml/2006/main" noChangeAspect="1"/>
             </wp:cNvGraphicFramePr>
@@ -5300,28 +4874,35 @@
       <w:pPr>
         <w:spacing w:after="220"/>
         <w:jc w:val="center"/>
-      </w:pPr>
-      <w:proofErr w:type="gramStart"/>
-      <w:r>
-        <w:rPr>
-          <w:i/>
-          <w:iCs/>
-          <w:color w:val="6B7280"/>
-          <w:sz w:val="18"/>
-          <w:szCs w:val="18"/>
-        </w:rPr>
-        <w:t>图 4.3　旋转</w:t>
-      </w:r>
-      <w:proofErr w:type="gramEnd"/>
-      <w:r>
-        <w:rPr>
-          <w:i/>
-          <w:iCs/>
-          <w:color w:val="6B7280"/>
-          <w:sz w:val="18"/>
-          <w:szCs w:val="18"/>
-        </w:rPr>
-        <w:t>分流板改变小球出口：初始状态（左）</w:t>
+        <w:rPr>
+          <w:i/>
+          <w:iCs/>
+          <w:color w:val="6B7280"/>
+          <w:sz w:val="18"/>
+          <w:szCs w:val="18"/>
+        </w:rPr>
+      </w:pPr>
+      <w:proofErr w:type="gramStart"/>
+      <w:r>
+        <w:rPr>
+          <w:i/>
+          <w:iCs/>
+          <w:color w:val="6B7280"/>
+          <w:sz w:val="18"/>
+          <w:szCs w:val="18"/>
+        </w:rPr>
+        <w:t>图 4.4　旋转</w:t>
+      </w:r>
+      <w:proofErr w:type="gramEnd"/>
+      <w:r>
+        <w:rPr>
+          <w:i/>
+          <w:iCs/>
+          <w:color w:val="6B7280"/>
+          <w:sz w:val="18"/>
+          <w:szCs w:val="18"/>
+        </w:rPr>
+        <w:t>连接杆合并两个组件：初始状态（左）</w:t>
       </w:r>
       <w:proofErr w:type="gramStart"/>
       <w:r>
@@ -5344,159 +4925,6 @@
           <w:szCs w:val="18"/>
         </w:rPr>
         <w:t>态（右）</w:t>
-      </w:r>
-    </w:p>
-    <w:p>
-      <w:pPr>
-        <w:pStyle w:val="Heading3"/>
-        <w:spacing w:before="220" w:after="130"/>
-      </w:pPr>
-      <w:r>
-        <w:t>4.4 旋转连接杆合并两个组件</w:t>
-      </w:r>
-    </w:p>
-    <w:p>
-      <w:pPr>
-        <w:spacing w:after="140" w:line="300" w:lineRule="auto"/>
-      </w:pPr>
-      <w:r>
-        <w:rPr>
-          <w:b/>
-          <w:bCs/>
-          <w:color w:val="222222"/>
-        </w:rPr>
-        <w:lastRenderedPageBreak/>
-        <w:t>场景与动作：</w:t>
-      </w:r>
-      <w:r>
-        <w:rPr>
-          <w:color w:val="222222"/>
-        </w:rPr>
-        <w:t>左右两组刚性杆件（组件 A、B）彼此分离；连接杆一端以铰链固定在 A 的右端，只能绕该枢轴旋转（单个 revolute 关节）。B 的左端有插口 B1；同时在 A 自身的立柱顶端设有外观完全相同的插口 A2——两个插口都恰好位于连接杆的旋转圆上（图中虚线），旋转即可到达、插接力学相同。动作为一次旋转：把连接杆自由端扣入某个插口（到位后由固定约束锁定）。接入 B1：两个组件合并，β₀ 从 2 变为 1；接入 A2：只在 A 内部新增一条边（β₁+1），场景中仍是两个独立组件。</w:t>
-      </w:r>
-    </w:p>
-    <w:p>
-      <w:pPr>
-        <w:spacing w:after="140" w:line="300" w:lineRule="auto"/>
-      </w:pPr>
-      <w:r>
-        <w:rPr>
-          <w:b/>
-          <w:bCs/>
-          <w:color w:val="222222"/>
-        </w:rPr>
-        <w:t>成功判定与防捷径：</w:t>
-      </w:r>
-      <w:r>
-        <w:rPr>
-          <w:color w:val="222222"/>
-        </w:rPr>
-        <w:t>T</w:t>
-      </w:r>
-      <w:proofErr w:type="gramStart"/>
-      <w:r>
-        <w:rPr>
-          <w:color w:val="222222"/>
-        </w:rPr>
-        <w:t>̂ 直接</w:t>
-      </w:r>
-      <w:proofErr w:type="gramEnd"/>
-      <w:r>
-        <w:rPr>
-          <w:color w:val="222222"/>
-        </w:rPr>
-        <w:t>读 latch 约束图——union-find 判组件数是否</w:t>
-      </w:r>
-      <w:proofErr w:type="gramStart"/>
-      <w:r>
-        <w:rPr>
-          <w:color w:val="222222"/>
-        </w:rPr>
-        <w:t xml:space="preserve">从 2 </w:t>
-      </w:r>
-      <w:proofErr w:type="gramEnd"/>
-      <w:r>
-        <w:rPr>
-          <w:color w:val="222222"/>
-        </w:rPr>
-        <w:t>变为 1（</w:t>
-      </w:r>
-      <w:proofErr w:type="gramStart"/>
-      <w:r>
-        <w:rPr>
-          <w:color w:val="222222"/>
-        </w:rPr>
-        <w:t xml:space="preserve">接 A2 </w:t>
-      </w:r>
-      <w:proofErr w:type="gramEnd"/>
-      <w:r>
-        <w:rPr>
-          <w:color w:val="222222"/>
-        </w:rPr>
-        <w:t xml:space="preserve">时新边两端本就同属 A，是 cycle 边而非合并边，判失败）。物理层提起 A：合并成功则 B 被整体带起，接错则 B 留在原地。防捷径：A2 </w:t>
-      </w:r>
-      <w:proofErr w:type="gramStart"/>
-      <w:r>
-        <w:rPr>
-          <w:color w:val="222222"/>
-        </w:rPr>
-        <w:t xml:space="preserve">与 B1 </w:t>
-      </w:r>
-      <w:proofErr w:type="gramEnd"/>
-      <w:r>
-        <w:rPr>
-          <w:color w:val="222222"/>
-        </w:rPr>
-        <w:t>同款、同在旋转圆上、动作成本完全相同，唯一区别是接口的全局归属——逐 episode 随机化两插口的角位置后，“转向最近或固定方向插口”的策略被钉在 chance level，模型必须追踪每个接口属于哪个组件。</w:t>
-      </w:r>
-    </w:p>
-    <w:p>
-      <w:pPr>
-        <w:spacing w:before="60" w:after="40"/>
-        <w:jc w:val="center"/>
-      </w:pPr>
-      <w:r>
-        <w:rPr>
-          <w:noProof/>
-        </w:rPr>
-        <w:drawing>
-          <wp:inline distT="0" distB="0" distL="0" distR="0" wp14:anchorId="3A38F803" wp14:editId="368F5F4F">
-            <wp:extent cx="5905500" cy="2305050"/>
-            <wp:effectExtent l="0" t="0" r="0" b="0"/>
-            <wp:docPr id="145884983" name="Picture 145884983"/>
-            <wp:cNvGraphicFramePr>
-              <a:graphicFrameLocks xmlns:a="http://schemas.openxmlformats.org/drawingml/2006/main" noChangeAspect="1"/>
-            </wp:cNvGraphicFramePr>
-            <a:graphic xmlns:a="http://schemas.openxmlformats.org/drawingml/2006/main">
-              <a:graphicData uri="http://schemas.openxmlformats.org/drawingml/2006/picture">
-                <pic:pic xmlns:pic="http://schemas.openxmlformats.org/drawingml/2006/picture">
-                  <pic:nvPicPr>
-                    <pic:cNvPr id="0" name=""/>
-                    <pic:cNvPicPr>
-                      <a:picLocks noChangeAspect="1" noChangeArrowheads="1"/>
-                    </pic:cNvPicPr>
-                  </pic:nvPicPr>
-                  <pic:blipFill>
-                    <a:blip r:embed="rId24"/>
-                    <a:srcRect/>
-                    <a:stretch>
-                      <a:fillRect/>
-                    </a:stretch>
-                  </pic:blipFill>
-                  <pic:spPr bwMode="auto">
-                    <a:xfrm>
-                      <a:off x="0" y="0"/>
-                      <a:ext cx="5905500" cy="2305050"/>
-                    </a:xfrm>
-                    <a:prstGeom prst="rect">
-                      <a:avLst/>
-                    </a:prstGeom>
-                  </pic:spPr>
-                </pic:pic>
-              </a:graphicData>
-            </a:graphic>
-          </wp:inline>
-        </w:drawing>
       </w:r>
     </w:p>
     <w:p>
@@ -5511,50 +4939,6 @@
           <w:szCs w:val="18"/>
         </w:rPr>
       </w:pPr>
-      <w:proofErr w:type="gramStart"/>
-      <w:r>
-        <w:rPr>
-          <w:i/>
-          <w:iCs/>
-          <w:color w:val="6B7280"/>
-          <w:sz w:val="18"/>
-          <w:szCs w:val="18"/>
-        </w:rPr>
-        <w:t>图 4.4　旋转</w:t>
-      </w:r>
-      <w:proofErr w:type="gramEnd"/>
-      <w:r>
-        <w:rPr>
-          <w:i/>
-          <w:iCs/>
-          <w:color w:val="6B7280"/>
-          <w:sz w:val="18"/>
-          <w:szCs w:val="18"/>
-        </w:rPr>
-        <w:t>连接杆合并两个组件：初始状态（左）</w:t>
-      </w:r>
-      <w:proofErr w:type="gramStart"/>
-      <w:r>
-        <w:rPr>
-          <w:i/>
-          <w:iCs/>
-          <w:color w:val="6B7280"/>
-          <w:sz w:val="18"/>
-          <w:szCs w:val="18"/>
-        </w:rPr>
-        <w:t>→ 终</w:t>
-      </w:r>
-      <w:proofErr w:type="gramEnd"/>
-      <w:r>
-        <w:rPr>
-          <w:i/>
-          <w:iCs/>
-          <w:color w:val="6B7280"/>
-          <w:sz w:val="18"/>
-          <w:szCs w:val="18"/>
-        </w:rPr>
-        <w:t>态（右）</w:t>
-      </w:r>
     </w:p>
     <w:p>
       <w:pPr>
@@ -5572,20 +4956,84 @@
     <w:p>
       <w:pPr>
         <w:spacing w:after="220"/>
-        <w:jc w:val="center"/>
-        <w:rPr>
-          <w:i/>
-          <w:iCs/>
-          <w:color w:val="6B7280"/>
-          <w:sz w:val="18"/>
-          <w:szCs w:val="18"/>
-        </w:rPr>
-      </w:pPr>
+        <w:rPr>
+          <w:i/>
+          <w:iCs/>
+          <w:color w:val="6B7280"/>
+          <w:sz w:val="18"/>
+          <w:szCs w:val="18"/>
+        </w:rPr>
+      </w:pPr>
+      <w:r>
+        <w:rPr>
+          <w:rFonts w:hint="eastAsia"/>
+          <w:i/>
+          <w:iCs/>
+          <w:color w:val="6B7280"/>
+          <w:sz w:val="18"/>
+          <w:szCs w:val="18"/>
+        </w:rPr>
+        <w:t xml:space="preserve">1. 进度：确保了untangle </w:t>
+      </w:r>
+      <w:proofErr w:type="spellStart"/>
+      <w:r>
+        <w:rPr>
+          <w:rFonts w:hint="eastAsia"/>
+          <w:i/>
+          <w:iCs/>
+          <w:color w:val="6B7280"/>
+          <w:sz w:val="18"/>
+          <w:szCs w:val="18"/>
+        </w:rPr>
+        <w:t>continous</w:t>
+      </w:r>
+      <w:proofErr w:type="spellEnd"/>
+      <w:r>
+        <w:rPr>
+          <w:rFonts w:hint="eastAsia"/>
+          <w:i/>
+          <w:iCs/>
+          <w:color w:val="6B7280"/>
+          <w:sz w:val="18"/>
+          <w:szCs w:val="18"/>
+        </w:rPr>
+        <w:t>的绳子稳定性并生成demo，目前只用了1处tangle点。</w:t>
+      </w:r>
+      <w:r>
+        <w:rPr>
+          <w:i/>
+          <w:iCs/>
+          <w:color w:val="6B7280"/>
+          <w:sz w:val="18"/>
+          <w:szCs w:val="18"/>
+        </w:rPr>
+        <w:br/>
+      </w:r>
+      <w:r>
+        <w:rPr>
+          <w:rFonts w:hint="eastAsia"/>
+          <w:i/>
+          <w:iCs/>
+          <w:color w:val="6B7280"/>
+          <w:sz w:val="18"/>
+          <w:szCs w:val="18"/>
+        </w:rPr>
+        <w:t>2. 整理了项目的config和task系统，为新增的全套task预留位置，引入了hydra。</w:t>
+      </w:r>
     </w:p>
     <w:p>
       <w:pPr>
         <w:spacing w:after="220"/>
         <w:rPr>
+          <w:i/>
+          <w:iCs/>
+          <w:color w:val="6B7280"/>
+          <w:sz w:val="18"/>
+          <w:szCs w:val="18"/>
+        </w:rPr>
+      </w:pPr>
+      <w:r>
+        <w:rPr>
           <w:rFonts w:hint="eastAsia"/>
           <w:i/>
           <w:iCs/>
@@ -5593,6 +5041,19 @@
           <w:sz w:val="18"/>
           <w:szCs w:val="18"/>
         </w:rPr>
+        <w:t>1. by this way 我们就解决manipulation脚本可以抄近路的问题了，需要实验去验证吗/还需要担心这个问题吗？</w:t>
+      </w:r>
+    </w:p>
+    <w:p>
+      <w:pPr>
+        <w:spacing w:after="220"/>
+        <w:rPr>
+          <w:i/>
+          <w:iCs/>
+          <w:color w:val="6B7280"/>
+          <w:sz w:val="18"/>
+          <w:szCs w:val="18"/>
+        </w:rPr>
       </w:pPr>
       <w:r>
         <w:rPr>
@@ -5603,7 +5064,18 @@
           <w:sz w:val="18"/>
           <w:szCs w:val="18"/>
         </w:rPr>
-        <w:t xml:space="preserve">1. 进度：确保了untangle </w:t>
+        <w:t xml:space="preserve">2. </w:t>
+      </w:r>
+      <w:r>
+        <w:rPr>
+          <w:rFonts w:hint="eastAsia"/>
+          <w:i/>
+          <w:iCs/>
+          <w:color w:val="6B7280"/>
+          <w:sz w:val="18"/>
+          <w:szCs w:val="18"/>
+        </w:rPr>
+        <w:t>是否会有些任务（比如杆穿环）不太难，或者说比起</w:t>
       </w:r>
       <w:proofErr w:type="spellStart"/>
       <w:r>
@@ -5615,7 +5087,7 @@
           <w:sz w:val="18"/>
           <w:szCs w:val="18"/>
         </w:rPr>
-        <w:t>continous</w:t>
+        <w:t>topo</w:t>
       </w:r>
       <w:proofErr w:type="spellEnd"/>
       <w:r>
@@ -5627,117 +5099,12 @@
           <w:sz w:val="18"/>
           <w:szCs w:val="18"/>
         </w:rPr>
-        <w:t>的绳子稳定性并生成demo，目前只用了1处tangle点。</w:t>
-      </w:r>
-      <w:r>
-        <w:rPr>
-          <w:i/>
-          <w:iCs/>
-          <w:color w:val="6B7280"/>
-          <w:sz w:val="18"/>
-          <w:szCs w:val="18"/>
-        </w:rPr>
-        <w:br/>
-      </w:r>
-      <w:r>
-        <w:rPr>
-          <w:rFonts w:hint="eastAsia"/>
-          <w:i/>
-          <w:iCs/>
-          <w:color w:val="6B7280"/>
-          <w:sz w:val="18"/>
-          <w:szCs w:val="18"/>
-        </w:rPr>
-        <w:t>2. 整理了项目的config和task系统，为新增的全套task预留位置，引入了hydra。</w:t>
+        <w:t>，用vision能力就能解决？</w:t>
       </w:r>
     </w:p>
     <w:p>
       <w:pPr>
         <w:spacing w:after="220"/>
-        <w:rPr>
-          <w:i/>
-          <w:iCs/>
-          <w:color w:val="6B7280"/>
-          <w:sz w:val="18"/>
-          <w:szCs w:val="18"/>
-        </w:rPr>
-      </w:pPr>
-      <w:r>
-        <w:rPr>
-          <w:rFonts w:hint="eastAsia"/>
-          <w:i/>
-          <w:iCs/>
-          <w:color w:val="6B7280"/>
-          <w:sz w:val="18"/>
-          <w:szCs w:val="18"/>
-        </w:rPr>
-        <w:t>1. by this way 我们就解决manipulation脚本可以抄近路的问题了，需要实验去验证吗/还需要担心这个问题吗？</w:t>
-      </w:r>
-    </w:p>
-    <w:p>
-      <w:pPr>
-        <w:spacing w:after="220"/>
-        <w:rPr>
-          <w:i/>
-          <w:iCs/>
-          <w:color w:val="6B7280"/>
-          <w:sz w:val="18"/>
-          <w:szCs w:val="18"/>
-        </w:rPr>
-      </w:pPr>
-      <w:r>
-        <w:rPr>
-          <w:rFonts w:hint="eastAsia"/>
-          <w:i/>
-          <w:iCs/>
-          <w:color w:val="6B7280"/>
-          <w:sz w:val="18"/>
-          <w:szCs w:val="18"/>
-        </w:rPr>
-        <w:t xml:space="preserve">2. </w:t>
-      </w:r>
-      <w:r>
-        <w:rPr>
-          <w:rFonts w:hint="eastAsia"/>
-          <w:i/>
-          <w:iCs/>
-          <w:color w:val="6B7280"/>
-          <w:sz w:val="18"/>
-          <w:szCs w:val="18"/>
-        </w:rPr>
-        <w:t>是否会有些任务（比如杆穿环）不太难，或者说比起</w:t>
-      </w:r>
-      <w:proofErr w:type="spellStart"/>
-      <w:r>
-        <w:rPr>
-          <w:rFonts w:hint="eastAsia"/>
-          <w:i/>
-          <w:iCs/>
-          <w:color w:val="6B7280"/>
-          <w:sz w:val="18"/>
-          <w:szCs w:val="18"/>
-        </w:rPr>
-        <w:t>topo</w:t>
-      </w:r>
-      <w:proofErr w:type="spellEnd"/>
-      <w:r>
-        <w:rPr>
-          <w:rFonts w:hint="eastAsia"/>
-          <w:i/>
-          <w:iCs/>
-          <w:color w:val="6B7280"/>
-          <w:sz w:val="18"/>
-          <w:szCs w:val="18"/>
-        </w:rPr>
-        <w:t>，用vision能力就能解决？</w:t>
-      </w:r>
-    </w:p>
-    <w:p>
-      <w:pPr>
-        <w:spacing w:after="220"/>
-        <w:rPr>
-          <w:rFonts w:hint="eastAsia"/>
-        </w:rPr>
       </w:pPr>
       <w:r>
         <w:rPr>
